--- a/Week7/Kelompok_LAPORAN KEMAJUAN PEKANAN.docx
+++ b/Week7/Kelompok_LAPORAN KEMAJUAN PEKANAN.docx
@@ -752,7 +752,7 @@
           <w:lang w:eastAsia="en-ID"/>
           <w14:ligatures w14:val="none"/>
         </w:rPr>
-        <w:t>Pekan 7 berfokus pada realisasi hardware dan integrasi prototipe penuh. Seluruh LED strip (20 jalur) sudah selesai disolder, dan kode prototipe penuh sudah selesai dan di-scale ke 20 jalur: firmware sender (graf 15 simpul / 20 jalur, Dijkstra multi-sumber dari exit, pembacaan sensor api) dan receiver (kontrol LED WS2812B per jalur, hijau = rute tercepat dengan kepala terang bergerak ke exit, merah berkedip = jalur terkena api) berkomunikasi lewat ESP-NOW. Kendala utama pekan ini adalah kabel catu daya (PSU) yang belum bisa dipakai, sehingga power supply tidak dapat digunakan dan pengujian hanya dapat dilakukan pada 5 jalur (34 LED, 5 sensor api) yang cukup dicatu dari USB laptop. Pengujian 20 jalur penuh dijadwalkan setelah kabel PSU tersedia.</w:t>
+        <w:t>Pekan 7 berfokus pada realisasi hardware dan integrasi prototipe. Seluruh LED strip (20 jalur) sudah selesai disolder, dan kode prototipe penuh sudah selesai dan di-scale ke 20 jalur: firmware sender (graf 15 simpul / 20 jalur, Dijkstra multi-sumber dari exit, pembacaan sensor api) dan receiver (kontrol LED WS2812B per jalur, hijau = rute tercepat dengan kepala terang bergerak ke exit, merah berkedip = jalur terkena api) berkomunikasi lewat ESP-NOW. Uji awal 5 jalur (34 LED, 5 sensor) terkendala karena arus catu kurang kuat dan konektor power supply bermasalah, sehingga pengujian disederhanakan menjadi 3 jalur (18 LED, 3 sensor api): strip di GPIO 5, 13, 14 (D5, D13, D14) receiver dan sensor AO di GPIO 32, 33, 34 sender. Uji 3 jalur berhasil dari sensor hingga LED. LED strip dan sensor 3 jalur tinggal ditempel pada maket; uji 20 jalur dijadwalkan setelah konektor power supply diperbaiki.</w:t>
       </w:r>
     </w:p>
     <w:p>
@@ -1282,6 +1282,116 @@
                 <w:sz w:val="20"/>
                 <w:szCs w:val="20"/>
               </w:rPr>
+              <w:t>Menguji integrasi pada maket dengan catu daya yang tersedia (disederhanakan dari 20 jalur menjadi 3 jalur)</w:t>
+            </w:r>
+          </w:p>
+        </w:tc>
+        <w:tc>
+          <w:tcPr>
+            <w:tcW w:w="2600" w:type="dxa"/>
+            <w:tcBorders>
+              <w:top w:val="single" w:sz="6" w:space="0" w:color="E6E6E6"/>
+              <w:left w:val="single" w:sz="6" w:space="0" w:color="E6E6E6"/>
+              <w:bottom w:val="single" w:sz="6" w:space="0" w:color="E6E6E6"/>
+              <w:right w:val="single" w:sz="6" w:space="0" w:color="E6E6E6"/>
+            </w:tcBorders>
+            <w:vAlign w:val="center"/>
+            <w:hideMark/>
+          </w:tcPr>
+          <w:p>
+            <w:pPr>
+              <w:spacing w:after="0" w:line="240" w:lineRule="auto"/>
+              <w:rPr>
+                <w:rFonts w:ascii="Times New Roman" w:eastAsia="Times New Roman" w:hAnsi="Times New Roman" w:cs="Times New Roman"/>
+                <w:kern w:val="0"/>
+                <w:sz w:val="24"/>
+                <w:szCs w:val="24"/>
+                <w:lang w:eastAsia="en-ID"/>
+                <w14:ligatures w14:val="none"/>
+              </w:rPr>
+            </w:pPr>
+            <w:r>
+              <w:rPr>
+                <w:rFonts w:ascii="Segoe UI Symbol" w:eastAsia="Segoe UI Symbol" w:hAnsi="Segoe UI Symbol" w:cs="Segoe UI Symbol"/>
+                <w:sz w:val="20"/>
+                <w:szCs w:val="20"/>
+              </w:rPr>
+              <w:t>☑ Tercapai (3 jalur)</w:t>
+            </w:r>
+          </w:p>
+        </w:tc>
+      </w:tr>
+      <w:tr>
+        <w:trPr>
+          <w:cantSplit/>
+          <w:trHeight w:val="775"/>
+          <w:tblCellSpacing w:w="15" w:type="dxa"/>
+        </w:trPr>
+        <w:tc>
+          <w:tcPr>
+            <w:tcW w:w="700" w:type="dxa"/>
+            <w:tcBorders>
+              <w:top w:val="single" w:sz="6" w:space="0" w:color="E6E6E6"/>
+              <w:left w:val="single" w:sz="6" w:space="0" w:color="E6E6E6"/>
+              <w:bottom w:val="single" w:sz="6" w:space="0" w:color="E6E6E6"/>
+              <w:right w:val="single" w:sz="6" w:space="0" w:color="E6E6E6"/>
+            </w:tcBorders>
+            <w:vAlign w:val="center"/>
+            <w:hideMark/>
+          </w:tcPr>
+          <w:p>
+            <w:pPr>
+              <w:spacing w:after="0" w:line="240" w:lineRule="auto"/>
+              <w:jc w:val="center"/>
+              <w:rPr>
+                <w:rFonts w:ascii="Times New Roman" w:eastAsia="Times New Roman" w:hAnsi="Times New Roman" w:cs="Times New Roman"/>
+                <w:kern w:val="0"/>
+                <w:sz w:val="24"/>
+                <w:szCs w:val="24"/>
+                <w:lang w:eastAsia="en-ID"/>
+                <w14:ligatures w14:val="none"/>
+              </w:rPr>
+            </w:pPr>
+            <w:r>
+              <w:rPr>
+                <w:rFonts w:ascii="Times New Roman" w:eastAsia="Times New Roman" w:hAnsi="Times New Roman" w:cs="Times New Roman"/>
+                <w:sz w:val="20"/>
+                <w:szCs w:val="20"/>
+              </w:rPr>
+              <w:t>4</w:t>
+            </w:r>
+          </w:p>
+        </w:tc>
+        <w:tc>
+          <w:tcPr>
+            <w:tcW w:w="5700" w:type="dxa"/>
+            <w:tcBorders>
+              <w:top w:val="single" w:sz="6" w:space="0" w:color="E6E6E6"/>
+              <w:left w:val="single" w:sz="6" w:space="0" w:color="E6E6E6"/>
+              <w:bottom w:val="single" w:sz="6" w:space="0" w:color="E6E6E6"/>
+              <w:right w:val="single" w:sz="6" w:space="0" w:color="E6E6E6"/>
+            </w:tcBorders>
+            <w:vAlign w:val="center"/>
+            <w:hideMark/>
+          </w:tcPr>
+          <w:p>
+            <w:pPr>
+              <w:spacing w:after="0" w:line="240" w:lineRule="auto"/>
+              <w:rPr>
+                <w:rFonts w:ascii="Times New Roman" w:eastAsia="Times New Roman" w:hAnsi="Times New Roman" w:cs="Times New Roman"/>
+                <w:kern w:val="0"/>
+                <w:sz w:val="24"/>
+                <w:szCs w:val="24"/>
+                <w:lang w:eastAsia="en-ID"/>
+                <w14:ligatures w14:val="none"/>
+              </w:rPr>
+            </w:pPr>
+            <w:r>
+              <w:rPr>
+                <w:rFonts w:ascii="Times New Roman" w:eastAsia="Times New Roman" w:hAnsi="Times New Roman" w:cs="Times New Roman"/>
+                <w:sz w:val="20"/>
+                <w:szCs w:val="20"/>
+              </w:rPr>
               <w:t>Menguji integrasi penuh 20 jalur dengan power supply 5 V pada maket</w:t>
             </w:r>
           </w:p>
@@ -1316,7 +1426,7 @@
                 <w:sz w:val="20"/>
                 <w:szCs w:val="20"/>
               </w:rPr>
-              <w:t>☑ Belum</w:t>
+              <w:t>☐ Belum</w:t>
             </w:r>
           </w:p>
         </w:tc>
@@ -1792,7 +1902,7 @@
                 <w:sz w:val="20"/>
                 <w:szCs w:val="20"/>
               </w:rPr>
-              <w:t>Menyelesaikan kode prototipe penuh: Dijkstra 20 jalur, pembacaan sensor, receiver strip per jalur, pengiriman ESP-NOW (Week7/dijkstra_strip) dan versi uji 5 jalur (Week7/dijkstra_5jalur)</w:t>
+              <w:t>Menyelesaikan kode prototipe penuh: Dijkstra 20 jalur, pembacaan sensor, receiver strip per jalur, pengiriman ESP-NOW (Week7/dijkstra_strip), versi uji 5 jalur (Week7/dijkstra_5jalur), dan versi uji 3 jalur (Week7/dijkstra_3jalur)</w:t>
             </w:r>
           </w:p>
         </w:tc>
@@ -1860,7 +1970,7 @@
                 <w:sz w:val="20"/>
                 <w:szCs w:val="20"/>
               </w:rPr>
-              <w:t>Kode prototipe penuh + scaling 20 jalur selesai; versi 5 jalur terunggah di repository (Gambar 3)</w:t>
+              <w:t>Kode prototipe penuh + scaling 20 jalur selesai; versi 3 jalur terunggah di repository (Gambar 3)</w:t>
             </w:r>
           </w:p>
         </w:tc>
@@ -1936,7 +2046,7 @@
                 <w:sz w:val="20"/>
                 <w:szCs w:val="20"/>
               </w:rPr>
-              <w:t>Mengatasi kendala catu daya: kabel PSU belum bisa dipakai, sehingga disusun skenario uji 5 jalur (5 strip, 5 sensor) yang dicatu USB</w:t>
+              <w:t>Mengatasi kendala catu daya: arus pada uji 5 jalur kurang kuat dan konektor power supply bermasalah, sehingga uji disederhanakan menjadi 3 jalur (3 strip, 3 sensor)</w:t>
             </w:r>
           </w:p>
         </w:tc>
@@ -2004,7 +2114,7 @@
                 <w:sz w:val="20"/>
                 <w:szCs w:val="20"/>
               </w:rPr>
-              <w:t>Uji 5 jalur dapat dijalankan tanpa PSU; uji 20 jalur menunggu kabel PSU</w:t>
+              <w:t>Uji 3 jalur berhasil dijalankan; uji 20 jalur menunggu konektor PSU diperbaiki</w:t>
             </w:r>
           </w:p>
         </w:tc>
@@ -2080,7 +2190,7 @@
                 <w:sz w:val="20"/>
                 <w:szCs w:val="20"/>
               </w:rPr>
-              <w:t>Pengujian 5 jalur: sensor api, rute Dijkstra, merah berkedip, dan komunikasi ESP-NOW</w:t>
+              <w:t>Pengujian 3 jalur: sensor api, rute Dijkstra, merah berkedip, dan komunikasi ESP-NOW</w:t>
             </w:r>
           </w:p>
         </w:tc>
@@ -2148,7 +2258,7 @@
                 <w:sz w:val="20"/>
                 <w:szCs w:val="20"/>
               </w:rPr>
-              <w:t>Berjalan pada 5 jalur (lihat bagian 7)</w:t>
+              <w:t>Berhasil pada 3 jalur (lihat bagian 7)</w:t>
             </w:r>
           </w:p>
         </w:tc>
@@ -2293,6 +2403,150 @@
                 <w:szCs w:val="20"/>
               </w:rPr>
               <w:t>Laporan kelompok, laporan individu, dan PPT selesai</w:t>
+            </w:r>
+          </w:p>
+        </w:tc>
+      </w:tr>
+      <w:tr>
+        <w:trPr>
+          <w:cantSplit/>
+          <w:trHeight w:val="545"/>
+          <w:tblCellSpacing w:w="15" w:type="dxa"/>
+        </w:trPr>
+        <w:tc>
+          <w:tcPr>
+            <w:tcW w:w="600" w:type="dxa"/>
+            <w:tcBorders>
+              <w:top w:val="single" w:sz="6" w:space="0" w:color="E6E6E6"/>
+              <w:left w:val="single" w:sz="6" w:space="0" w:color="E6E6E6"/>
+              <w:bottom w:val="single" w:sz="6" w:space="0" w:color="E6E6E6"/>
+              <w:right w:val="single" w:sz="6" w:space="0" w:color="E6E6E6"/>
+            </w:tcBorders>
+            <w:vAlign w:val="center"/>
+            <w:hideMark/>
+          </w:tcPr>
+          <w:p>
+            <w:pPr>
+              <w:spacing w:after="0" w:line="240" w:lineRule="auto"/>
+              <w:jc w:val="center"/>
+              <w:rPr>
+                <w:rFonts w:ascii="Times New Roman" w:eastAsia="Times New Roman" w:hAnsi="Times New Roman" w:cs="Times New Roman"/>
+                <w:kern w:val="0"/>
+                <w:sz w:val="24"/>
+                <w:szCs w:val="24"/>
+                <w:lang w:eastAsia="en-ID"/>
+                <w14:ligatures w14:val="none"/>
+              </w:rPr>
+            </w:pPr>
+            <w:r>
+              <w:rPr>
+                <w:rFonts w:ascii="Times New Roman" w:eastAsia="Times New Roman" w:hAnsi="Times New Roman" w:cs="Times New Roman"/>
+                <w:sz w:val="20"/>
+                <w:szCs w:val="20"/>
+              </w:rPr>
+              <w:t>6</w:t>
+            </w:r>
+          </w:p>
+        </w:tc>
+        <w:tc>
+          <w:tcPr>
+            <w:tcW w:w="3100" w:type="dxa"/>
+            <w:tcBorders>
+              <w:top w:val="single" w:sz="6" w:space="0" w:color="E6E6E6"/>
+              <w:left w:val="single" w:sz="6" w:space="0" w:color="E6E6E6"/>
+              <w:bottom w:val="single" w:sz="6" w:space="0" w:color="E6E6E6"/>
+              <w:right w:val="single" w:sz="6" w:space="0" w:color="E6E6E6"/>
+            </w:tcBorders>
+            <w:vAlign w:val="center"/>
+            <w:hideMark/>
+          </w:tcPr>
+          <w:p>
+            <w:pPr>
+              <w:spacing w:after="0" w:line="240" w:lineRule="auto"/>
+              <w:rPr>
+                <w:rFonts w:ascii="Times New Roman" w:eastAsia="Times New Roman" w:hAnsi="Times New Roman" w:cs="Times New Roman"/>
+                <w:kern w:val="0"/>
+                <w:sz w:val="24"/>
+                <w:szCs w:val="24"/>
+                <w:lang w:eastAsia="en-ID"/>
+                <w14:ligatures w14:val="none"/>
+              </w:rPr>
+            </w:pPr>
+            <w:r>
+              <w:rPr>
+                <w:rFonts w:ascii="Times New Roman" w:eastAsia="Times New Roman" w:hAnsi="Times New Roman" w:cs="Times New Roman"/>
+                <w:sz w:val="20"/>
+                <w:szCs w:val="20"/>
+              </w:rPr>
+              <w:t>Mendokumentasikan spesifikasi sensor api (spektrum, sudut, jarak, rentang scan ADC, ambang)</w:t>
+            </w:r>
+          </w:p>
+        </w:tc>
+        <w:tc>
+          <w:tcPr>
+            <w:tcW w:w="2000" w:type="dxa"/>
+            <w:tcBorders>
+              <w:top w:val="single" w:sz="6" w:space="0" w:color="E6E6E6"/>
+              <w:left w:val="single" w:sz="6" w:space="0" w:color="E6E6E6"/>
+              <w:bottom w:val="single" w:sz="6" w:space="0" w:color="E6E6E6"/>
+              <w:right w:val="single" w:sz="6" w:space="0" w:color="E6E6E6"/>
+            </w:tcBorders>
+            <w:vAlign w:val="center"/>
+            <w:hideMark/>
+          </w:tcPr>
+          <w:p>
+            <w:pPr>
+              <w:spacing w:after="0" w:line="240" w:lineRule="auto"/>
+              <w:rPr>
+                <w:rFonts w:ascii="Times New Roman" w:eastAsia="Times New Roman" w:hAnsi="Times New Roman" w:cs="Times New Roman"/>
+                <w:kern w:val="0"/>
+                <w:sz w:val="20"/>
+                <w:szCs w:val="20"/>
+                <w:lang w:eastAsia="en-ID"/>
+                <w14:ligatures w14:val="none"/>
+              </w:rPr>
+            </w:pPr>
+            <w:r>
+              <w:rPr>
+                <w:rFonts w:ascii="Times New Roman" w:eastAsia="Times New Roman" w:hAnsi="Times New Roman" w:cs="Times New Roman"/>
+                <w:sz w:val="20"/>
+                <w:szCs w:val="20"/>
+              </w:rPr>
+              <w:t>Muhammad Arya Wiandra Utomo, Fido Wahyu Choirulinsan</w:t>
+            </w:r>
+          </w:p>
+        </w:tc>
+        <w:tc>
+          <w:tcPr>
+            <w:tcW w:w="3300" w:type="dxa"/>
+            <w:tcBorders>
+              <w:top w:val="single" w:sz="6" w:space="0" w:color="E6E6E6"/>
+              <w:left w:val="single" w:sz="6" w:space="0" w:color="E6E6E6"/>
+              <w:bottom w:val="single" w:sz="6" w:space="0" w:color="E6E6E6"/>
+              <w:right w:val="single" w:sz="6" w:space="0" w:color="E6E6E6"/>
+            </w:tcBorders>
+            <w:vAlign w:val="center"/>
+            <w:hideMark/>
+          </w:tcPr>
+          <w:p>
+            <w:pPr>
+              <w:spacing w:after="0" w:line="240" w:lineRule="auto"/>
+              <w:rPr>
+                <w:rFonts w:ascii="Times New Roman" w:eastAsia="Times New Roman" w:hAnsi="Times New Roman" w:cs="Times New Roman"/>
+                <w:kern w:val="0"/>
+                <w:sz w:val="20"/>
+                <w:szCs w:val="20"/>
+                <w:lang w:eastAsia="en-ID"/>
+                <w14:ligatures w14:val="none"/>
+              </w:rPr>
+            </w:pPr>
+            <w:r>
+              <w:rPr>
+                <w:rFonts w:ascii="Times New Roman" w:eastAsia="Times New Roman" w:hAnsi="Times New Roman" w:cs="Times New Roman"/>
+                <w:sz w:val="20"/>
+                <w:szCs w:val="20"/>
+              </w:rPr>
+              <w:t>Tabel spesifikasi sensor pada bagian 5; jarak deteksi terukur menunggu uji di maket</w:t>
             </w:r>
           </w:p>
         </w:tc>
@@ -2788,7 +3042,7 @@
                 <w:sz w:val="20"/>
                 <w:szCs w:val="20"/>
               </w:rPr>
-              <w:t>Masalah catu daya: menelusuri kabel PSU</w:t>
+              <w:t>Masalah catu daya: menelusuri konektor PSU</w:t>
             </w:r>
           </w:p>
         </w:tc>
@@ -2900,7 +3154,7 @@
                 <w:sz w:val="20"/>
                 <w:szCs w:val="20"/>
               </w:rPr>
-              <w:t>Software: kode prototipe penuh dan scaling 20 jalur, versi uji 5 jalur, pengujian</w:t>
+              <w:t>Software: kode prototipe penuh dan scaling 20 jalur, versi uji 5 dan 3 jalur, pengujian</w:t>
             </w:r>
           </w:p>
           <w:p>
@@ -3164,7 +3418,7 @@
                 <w:sz w:val="20"/>
                 <w:szCs w:val="20"/>
               </w:rPr>
-              <w:t>Hardware: menyolder LED strip dan merakit rangkaian sensor 5 jalur</w:t>
+              <w:t>Hardware: menyolder LED strip dan merakit rangkaian sensor 3 jalur</w:t>
             </w:r>
           </w:p>
           <w:p>
@@ -3186,7 +3440,7 @@
                 <w:sz w:val="20"/>
                 <w:szCs w:val="20"/>
               </w:rPr>
-              <w:t>Masalah catu daya: menelusuri kabel PSU</w:t>
+              <w:t>Masalah catu daya: menelusuri konektor PSU</w:t>
             </w:r>
           </w:p>
         </w:tc>
@@ -3391,7 +3645,7 @@
           <w:szCs w:val="21"/>
           <w:lang w:eastAsia="en-ID"/>
         </w:rPr>
-        <w:t>Rangkaian uji 5 jalur: 5 strip (7, 8, 8, 6, 5 LED = 34 LED) pada GPIO 4, 5, 13, 14, 18 receiver dan 5 sensor api pada ADC1 (GPIO 32–36) sender</w:t>
+        <w:t>Rangkaian uji 3 jalur (berhasil): 3 strip (7, 6, 5 LED = 18 LED) pada GPIO 5, 13, 14 (D5, D13, D14) receiver lewat resistor 330 Ω ke DIN, dan 3 sensor api (pin AO) pada ADC1 GPIO 32, 33, 34 sender untuk jalur #3, #18, #19</w:t>
       </w:r>
     </w:p>
     <w:p>
@@ -3423,6 +3677,32 @@
     <w:p>
       <w:pPr>
         <w:numPr>
+          <w:ilvl w:val="1"/>
+          <w:numId w:val="2"/>
+        </w:numPr>
+        <w:spacing w:before="100" w:beforeAutospacing="1" w:after="100" w:afterAutospacing="1" w:line="300" w:lineRule="atLeast"/>
+        <w:rPr>
+          <w:rFonts w:ascii="Segoe UI" w:eastAsia="Times New Roman" w:hAnsi="Segoe UI" w:cs="Segoe UI"/>
+          <w:kern w:val="0"/>
+          <w:sz w:val="21"/>
+          <w:szCs w:val="21"/>
+          <w:lang w:eastAsia="en-ID"/>
+        </w:rPr>
+      </w:pPr>
+      <w:r>
+        <w:rPr>
+          <w:rFonts w:ascii="Segoe UI" w:eastAsia="Times New Roman" w:hAnsi="Segoe UI" w:cs="Segoe UI"/>
+          <w:kern w:val="0"/>
+          <w:sz w:val="21"/>
+          <w:szCs w:val="21"/>
+          <w:lang w:eastAsia="en-ID"/>
+        </w:rPr>
+        <w:t>Uji 5 jalur (34 LED, 5 sensor) tidak dilanjutkan: arus catu kurang kuat dan konektor power supply bermasalah</w:t>
+      </w:r>
+    </w:p>
+    <w:p>
+      <w:pPr>
+        <w:numPr>
           <w:ilvl w:val="0"/>
           <w:numId w:val="2"/>
         </w:numPr>
@@ -3473,7 +3753,7 @@
           <w:lang w:eastAsia="en-ID"/>
           <w14:ligatures w14:val="none"/>
         </w:rPr>
-        <w:t>Integrasi 5 jalur berjalan: sensor api sender, Dijkstra, ESP-NOW, dan LED strip receiver</w:t>
+        <w:t>Integrasi 3 jalur berhasil: sensor api sender, Dijkstra, ESP-NOW, dan LED strip receiver</w:t>
       </w:r>
     </w:p>
     <w:p>
@@ -3499,7 +3779,7 @@
           <w:szCs w:val="21"/>
           <w:lang w:eastAsia="en-ID"/>
         </w:rPr>
-        <w:t>Integrasi 20 jalur penuh dengan power supply 5 V belum dapat diuji karena kabel PSU tidak bisa dipakai</w:t>
+        <w:t>Integrasi 20 jalur penuh dengan power supply 5 V belum dapat diuji karena konektor power supply bermasalah</w:t>
       </w:r>
     </w:p>
     <w:p>
@@ -3530,6 +3810,32 @@
     </w:p>
     <w:p>
       <w:pPr>
+        <w:numPr>
+          <w:ilvl w:val="1"/>
+          <w:numId w:val="2"/>
+        </w:numPr>
+        <w:spacing w:before="100" w:beforeAutospacing="1" w:after="100" w:afterAutospacing="1" w:line="300" w:lineRule="atLeast"/>
+        <w:rPr>
+          <w:rFonts w:ascii="Segoe UI" w:eastAsia="Times New Roman" w:hAnsi="Segoe UI" w:cs="Segoe UI"/>
+          <w:kern w:val="0"/>
+          <w:sz w:val="21"/>
+          <w:szCs w:val="21"/>
+          <w:lang w:eastAsia="en-ID"/>
+        </w:rPr>
+      </w:pPr>
+      <w:r>
+        <w:rPr>
+          <w:rFonts w:ascii="Segoe UI" w:eastAsia="Times New Roman" w:hAnsi="Segoe UI" w:cs="Segoe UI"/>
+          <w:kern w:val="0"/>
+          <w:sz w:val="21"/>
+          <w:szCs w:val="21"/>
+          <w:lang w:eastAsia="en-ID"/>
+        </w:rPr>
+        <w:t>LED strip dan sensor 3 jalur siap ditempel pada maket Gedung K</w:t>
+      </w:r>
+    </w:p>
+    <w:p>
+      <w:pPr>
         <w:keepNext/>
         <w:spacing w:before="100" w:beforeAutospacing="1" w:after="100" w:afterAutospacing="1" w:line="300" w:lineRule="atLeast"/>
         <w:outlineLvl w:val="2"/>
@@ -3637,7 +3943,7 @@
           <w:szCs w:val="21"/>
           <w:lang w:eastAsia="en-ID"/>
         </w:rPr>
-        <w:t>Versi uji 5 jalur (Week7/dijkstra_5jalur): Dijkstra memakai peta lengkap, strip fisik hanya 5 jalur; sensor api dibaca dari pin AO (ADC1) dengan ambang &lt; 1500 dan histeresis &gt; 1800; jalur lain disimulasikan lewat Serial (block / clear / reset)</w:t>
+        <w:t>Versi uji 3 jalur (Week7/dijkstra_3jalur, turunan dijkstra_5jalur): Dijkstra tetap memakai peta lengkap 20 jalur, strip fisik 3 jalur (#3, #18, #19); sensor api dibaca dari pin AO (ADC1) dengan ambang &lt; 1500 dan histeresis &gt; 1800; hasil sensor asli dan input teks digabung; jalur lain disimulasikan lewat Serial (sensor &lt;1-3&gt; 1|0, block / clear / reset)</w:t>
       </w:r>
     </w:p>
     <w:p>
@@ -3745,7 +4051,7 @@
           <w:lang w:eastAsia="en-ID"/>
           <w14:ligatures w14:val="none"/>
         </w:rPr>
-        <w:t>Uji 20 jalur penuh dengan power supply 5 V (menunggu kabel PSU)</w:t>
+        <w:t>Uji 20 jalur penuh dengan power supply 5 V (menunggu konektor PSU diperbaiki)</w:t>
       </w:r>
     </w:p>
     <w:p>
@@ -3907,9 +4213,1338 @@
           <w:lang w:eastAsia="en-ID"/>
           <w14:ligatures w14:val="none"/>
         </w:rPr>
-        <w:t>Maket Gedung K: pemasangan LED strip yang sudah disolder dan sensor pada maket dilanjutkan setelah catu daya siap</w:t>
+        <w:t>Maket Gedung K: LED strip dan sensor 3 jalur yang sudah berhasil diuji tinggal ditempel pada maket; jalur lain ditambah bertahap setelah catu daya siap</w:t>
       </w:r>
     </w:p>
+    <w:p>
+      <w:pPr>
+        <w:keepNext/>
+        <w:spacing w:before="100" w:beforeAutospacing="1" w:after="100" w:afterAutospacing="1" w:line="300" w:lineRule="atLeast"/>
+        <w:outlineLvl w:val="2"/>
+        <w:rPr>
+          <w:rFonts w:ascii="Segoe UI" w:eastAsia="Times New Roman" w:hAnsi="Segoe UI" w:cs="Segoe UI"/>
+          <w:b/>
+          <w:bCs/>
+          <w:kern w:val="0"/>
+          <w:sz w:val="27"/>
+          <w:szCs w:val="27"/>
+          <w:lang w:eastAsia="en-ID"/>
+          <w14:ligatures w14:val="none"/>
+        </w:rPr>
+      </w:pPr>
+      <w:r>
+        <w:rPr>
+          <w:rFonts w:ascii="Segoe UI" w:eastAsia="Times New Roman" w:hAnsi="Segoe UI" w:cs="Segoe UI"/>
+          <w:b/>
+          <w:bCs/>
+          <w:kern w:val="0"/>
+          <w:sz w:val="27"/>
+          <w:szCs w:val="27"/>
+          <w:lang w:eastAsia="en-ID"/>
+          <w14:ligatures w14:val="none"/>
+        </w:rPr>
+        <w:t>Spesifikasi Sensor Api</w:t>
+      </w:r>
+    </w:p>
+    <w:p>
+      <w:pPr>
+        <w:spacing w:before="100" w:beforeAutospacing="1" w:after="100" w:afterAutospacing="1" w:line="300" w:lineRule="atLeast"/>
+        <w:rPr>
+          <w:rFonts w:ascii="Segoe UI" w:eastAsia="Times New Roman" w:hAnsi="Segoe UI" w:cs="Segoe UI"/>
+          <w:kern w:val="0"/>
+          <w:sz w:val="21"/>
+          <w:szCs w:val="21"/>
+          <w:lang w:eastAsia="en-ID"/>
+          <w14:ligatures w14:val="none"/>
+        </w:rPr>
+      </w:pPr>
+      <w:r>
+        <w:rPr>
+          <w:rFonts w:ascii="Segoe UI" w:eastAsia="Times New Roman" w:hAnsi="Segoe UI" w:cs="Segoe UI"/>
+          <w:kern w:val="0"/>
+          <w:sz w:val="21"/>
+          <w:szCs w:val="21"/>
+          <w:lang w:eastAsia="en-ID"/>
+          <w14:ligatures w14:val="none"/>
+        </w:rPr>
+        <w:t>Sensor api yang dipakai pada 3 jalur adalah modul flame sensor (LM393) dengan keluaran analog (AO). Nilai spesifikasi modul adalah tipikal datasheet; jarak deteksi aktual perlu diukur pada maket.</w:t>
+      </w:r>
+    </w:p>
+    <w:tbl>
+      <w:tblPr>
+        <w:tblW w:w="9016" w:type="dxa"/>
+        <w:tblCellSpacing w:w="15" w:type="dxa"/>
+        <w:tblCellMar>
+          <w:top w:w="15" w:type="dxa"/>
+          <w:left w:w="15" w:type="dxa"/>
+          <w:bottom w:w="15" w:type="dxa"/>
+          <w:right w:w="15" w:type="dxa"/>
+        </w:tblCellMar>
+        <w:tblLook w:val="04A0" w:firstRow="1" w:lastRow="0" w:firstColumn="1" w:lastColumn="0" w:noHBand="0" w:noVBand="1"/>
+      </w:tblPr>
+      <w:tblGrid>
+        <w:gridCol w:w="4322"/>
+        <w:gridCol w:w="2082"/>
+        <w:gridCol w:w="2612"/>
+      </w:tblGrid>
+      <w:tr>
+        <w:trPr>
+          <w:cantSplit/>
+          <w:trHeight w:val="310"/>
+          <w:tblHeader/>
+          <w:tblCellSpacing w:w="15" w:type="dxa"/>
+        </w:trPr>
+        <w:tc>
+          <w:tcPr>
+            <w:tcW w:w="4336" w:type="dxa"/>
+            <w:tcBorders>
+              <w:top w:val="single" w:sz="6" w:space="0" w:color="E6E6E6"/>
+              <w:left w:val="single" w:sz="6" w:space="0" w:color="E6E6E6"/>
+              <w:bottom w:val="single" w:sz="6" w:space="0" w:color="E6E6E6"/>
+              <w:right w:val="single" w:sz="6" w:space="0" w:color="E6E6E6"/>
+            </w:tcBorders>
+            <w:shd w:val="clear" w:color="auto" w:fill="F5F5F5"/>
+            <w:vAlign w:val="center"/>
+            <w:hideMark/>
+          </w:tcPr>
+          <w:p>
+            <w:pPr>
+              <w:spacing w:after="0" w:line="240" w:lineRule="auto"/>
+              <w:jc w:val="left"/>
+              <w:rPr>
+                <w:rFonts w:ascii="Times New Roman" w:eastAsia="Times New Roman" w:hAnsi="Times New Roman" w:cs="Times New Roman"/>
+                <w:b/>
+                <w:bCs/>
+                <w:kern w:val="0"/>
+                <w:sz w:val="24"/>
+                <w:szCs w:val="24"/>
+                <w:lang w:eastAsia="en-ID"/>
+                <w14:ligatures w14:val="none"/>
+              </w:rPr>
+            </w:pPr>
+            <w:r>
+              <w:rPr>
+                <w:rFonts w:ascii="Times New Roman" w:eastAsia="Times New Roman" w:hAnsi="Times New Roman" w:cs="Times New Roman"/>
+                <w:b/>
+                <w:bCs/>
+                <w:kern w:val="0"/>
+                <w:sz w:val="24"/>
+                <w:szCs w:val="24"/>
+                <w:lang w:eastAsia="en-ID"/>
+                <w14:ligatures w14:val="none"/>
+              </w:rPr>
+              <w:t>Parameter</w:t>
+            </w:r>
+          </w:p>
+        </w:tc>
+        <w:tc>
+          <w:tcPr>
+            <w:tcW w:w="2080" w:type="dxa"/>
+            <w:tcBorders>
+              <w:top w:val="single" w:sz="6" w:space="0" w:color="E6E6E6"/>
+              <w:left w:val="single" w:sz="6" w:space="0" w:color="E6E6E6"/>
+              <w:bottom w:val="single" w:sz="6" w:space="0" w:color="E6E6E6"/>
+              <w:right w:val="single" w:sz="6" w:space="0" w:color="E6E6E6"/>
+            </w:tcBorders>
+            <w:shd w:val="clear" w:color="auto" w:fill="F5F5F5"/>
+            <w:vAlign w:val="center"/>
+            <w:hideMark/>
+          </w:tcPr>
+          <w:p>
+            <w:pPr>
+              <w:spacing w:after="0" w:line="240" w:lineRule="auto"/>
+              <w:jc w:val="left"/>
+              <w:rPr>
+                <w:rFonts w:ascii="Times New Roman" w:eastAsia="Times New Roman" w:hAnsi="Times New Roman" w:cs="Times New Roman"/>
+                <w:b/>
+                <w:bCs/>
+                <w:kern w:val="0"/>
+                <w:sz w:val="24"/>
+                <w:szCs w:val="24"/>
+                <w:lang w:eastAsia="en-ID"/>
+                <w14:ligatures w14:val="none"/>
+              </w:rPr>
+            </w:pPr>
+            <w:r>
+              <w:rPr>
+                <w:rFonts w:ascii="Times New Roman" w:eastAsia="Times New Roman" w:hAnsi="Times New Roman" w:cs="Times New Roman"/>
+                <w:b/>
+                <w:bCs/>
+                <w:kern w:val="0"/>
+                <w:sz w:val="24"/>
+                <w:szCs w:val="24"/>
+                <w:lang w:eastAsia="en-ID"/>
+                <w14:ligatures w14:val="none"/>
+              </w:rPr>
+              <w:t>Spesifikasi</w:t>
+            </w:r>
+          </w:p>
+        </w:tc>
+        <w:tc>
+          <w:tcPr>
+            <w:tcW w:w="2600" w:type="dxa"/>
+            <w:tcBorders>
+              <w:top w:val="single" w:sz="6" w:space="0" w:color="E6E6E6"/>
+              <w:left w:val="single" w:sz="6" w:space="0" w:color="E6E6E6"/>
+              <w:bottom w:val="single" w:sz="6" w:space="0" w:color="E6E6E6"/>
+              <w:right w:val="single" w:sz="6" w:space="0" w:color="E6E6E6"/>
+            </w:tcBorders>
+            <w:shd w:val="clear" w:color="auto" w:fill="F5F5F5"/>
+            <w:vAlign w:val="center"/>
+            <w:hideMark/>
+          </w:tcPr>
+          <w:p>
+            <w:pPr>
+              <w:spacing w:after="0" w:line="240" w:lineRule="auto"/>
+              <w:jc w:val="left"/>
+              <w:rPr>
+                <w:rFonts w:ascii="Times New Roman" w:eastAsia="Times New Roman" w:hAnsi="Times New Roman" w:cs="Times New Roman"/>
+                <w:b/>
+                <w:bCs/>
+                <w:kern w:val="0"/>
+                <w:sz w:val="24"/>
+                <w:szCs w:val="24"/>
+                <w:lang w:eastAsia="en-ID"/>
+                <w14:ligatures w14:val="none"/>
+              </w:rPr>
+            </w:pPr>
+            <w:r>
+              <w:rPr>
+                <w:rFonts w:ascii="Times New Roman" w:eastAsia="Times New Roman" w:hAnsi="Times New Roman" w:cs="Times New Roman"/>
+                <w:b/>
+                <w:bCs/>
+                <w:kern w:val="0"/>
+                <w:sz w:val="24"/>
+                <w:szCs w:val="24"/>
+                <w:lang w:eastAsia="en-ID"/>
+                <w14:ligatures w14:val="none"/>
+              </w:rPr>
+              <w:t>Keterangan</w:t>
+            </w:r>
+          </w:p>
+        </w:tc>
+      </w:tr>
+      <w:tr>
+        <w:trPr>
+          <w:cantSplit/>
+          <w:trHeight w:val="310"/>
+          <w:tblCellSpacing w:w="15" w:type="dxa"/>
+        </w:trPr>
+        <w:tc>
+          <w:tcPr>
+            <w:tcW w:w="4336" w:type="dxa"/>
+            <w:tcBorders>
+              <w:top w:val="single" w:sz="6" w:space="0" w:color="E6E6E6"/>
+              <w:left w:val="single" w:sz="6" w:space="0" w:color="E6E6E6"/>
+              <w:bottom w:val="single" w:sz="6" w:space="0" w:color="E6E6E6"/>
+              <w:right w:val="single" w:sz="6" w:space="0" w:color="E6E6E6"/>
+            </w:tcBorders>
+            <w:vAlign w:val="center"/>
+            <w:hideMark/>
+          </w:tcPr>
+          <w:p>
+            <w:pPr>
+              <w:spacing w:after="0" w:line="240" w:lineRule="auto"/>
+              <w:jc w:val="left"/>
+              <w:rPr>
+                <w:rFonts w:ascii="Times New Roman" w:eastAsia="Times New Roman" w:hAnsi="Times New Roman" w:cs="Times New Roman"/>
+                <w:kern w:val="0"/>
+                <w:sz w:val="24"/>
+                <w:szCs w:val="24"/>
+                <w:lang w:eastAsia="en-ID"/>
+                <w14:ligatures w14:val="none"/>
+              </w:rPr>
+            </w:pPr>
+            <w:r>
+              <w:rPr>
+                <w:rFonts w:ascii="Times New Roman" w:eastAsia="Times New Roman" w:hAnsi="Times New Roman" w:cs="Times New Roman"/>
+                <w:sz w:val="24"/>
+                <w:szCs w:val="24"/>
+              </w:rPr>
+              <w:t>Jenis modul</w:t>
+            </w:r>
+          </w:p>
+        </w:tc>
+        <w:tc>
+          <w:tcPr>
+            <w:tcW w:w="2080" w:type="dxa"/>
+            <w:tcBorders>
+              <w:top w:val="single" w:sz="6" w:space="0" w:color="E6E6E6"/>
+              <w:left w:val="single" w:sz="6" w:space="0" w:color="E6E6E6"/>
+              <w:bottom w:val="single" w:sz="6" w:space="0" w:color="E6E6E6"/>
+              <w:right w:val="single" w:sz="6" w:space="0" w:color="E6E6E6"/>
+            </w:tcBorders>
+            <w:vAlign w:val="center"/>
+            <w:hideMark/>
+          </w:tcPr>
+          <w:p>
+            <w:pPr>
+              <w:spacing w:after="0" w:line="240" w:lineRule="auto"/>
+              <w:jc w:val="left"/>
+              <w:rPr>
+                <w:rFonts w:ascii="Times New Roman" w:eastAsia="Times New Roman" w:hAnsi="Times New Roman" w:cs="Times New Roman"/>
+                <w:kern w:val="0"/>
+                <w:sz w:val="24"/>
+                <w:szCs w:val="24"/>
+                <w:lang w:eastAsia="en-ID"/>
+                <w14:ligatures w14:val="none"/>
+              </w:rPr>
+            </w:pPr>
+            <w:r>
+              <w:rPr>
+                <w:rFonts w:ascii="Times New Roman" w:eastAsia="Times New Roman" w:hAnsi="Times New Roman" w:cs="Times New Roman"/>
+                <w:sz w:val="24"/>
+                <w:szCs w:val="24"/>
+              </w:rPr>
+              <w:t>Modul flame sensor (fotodioda IR + komparator LM393)</w:t>
+            </w:r>
+          </w:p>
+        </w:tc>
+        <w:tc>
+          <w:tcPr>
+            <w:tcW w:w="2600" w:type="dxa"/>
+            <w:tcBorders>
+              <w:top w:val="single" w:sz="6" w:space="0" w:color="E6E6E6"/>
+              <w:left w:val="single" w:sz="6" w:space="0" w:color="E6E6E6"/>
+              <w:bottom w:val="single" w:sz="6" w:space="0" w:color="E6E6E6"/>
+              <w:right w:val="single" w:sz="6" w:space="0" w:color="E6E6E6"/>
+            </w:tcBorders>
+            <w:vAlign w:val="center"/>
+            <w:hideMark/>
+          </w:tcPr>
+          <w:p>
+            <w:pPr>
+              <w:spacing w:after="0" w:line="240" w:lineRule="auto"/>
+              <w:jc w:val="left"/>
+              <w:rPr>
+                <w:rFonts w:ascii="Times New Roman" w:eastAsia="Times New Roman" w:hAnsi="Times New Roman" w:cs="Times New Roman"/>
+                <w:kern w:val="0"/>
+                <w:sz w:val="20"/>
+                <w:szCs w:val="20"/>
+                <w:lang w:eastAsia="en-ID"/>
+                <w14:ligatures w14:val="none"/>
+              </w:rPr>
+            </w:pPr>
+            <w:r>
+              <w:rPr>
+                <w:rFonts w:ascii="Times New Roman" w:eastAsia="Times New Roman" w:hAnsi="Times New Roman" w:cs="Times New Roman"/>
+                <w:sz w:val="24"/>
+                <w:szCs w:val="24"/>
+              </w:rPr>
+              <w:t>Keluaran analog (AO) dan digital (DO); yang dipakai: AO</w:t>
+            </w:r>
+          </w:p>
+        </w:tc>
+      </w:tr>
+      <w:tr>
+        <w:trPr>
+          <w:cantSplit/>
+          <w:trHeight w:val="310"/>
+          <w:tblCellSpacing w:w="15" w:type="dxa"/>
+        </w:trPr>
+        <w:tc>
+          <w:tcPr>
+            <w:tcW w:w="4336" w:type="dxa"/>
+            <w:tcBorders>
+              <w:top w:val="single" w:sz="6" w:space="0" w:color="E6E6E6"/>
+              <w:left w:val="single" w:sz="6" w:space="0" w:color="E6E6E6"/>
+              <w:bottom w:val="single" w:sz="6" w:space="0" w:color="E6E6E6"/>
+              <w:right w:val="single" w:sz="6" w:space="0" w:color="E6E6E6"/>
+            </w:tcBorders>
+            <w:vAlign w:val="center"/>
+            <w:hideMark/>
+          </w:tcPr>
+          <w:p>
+            <w:pPr>
+              <w:spacing w:after="0" w:line="240" w:lineRule="auto"/>
+              <w:jc w:val="left"/>
+              <w:rPr>
+                <w:rFonts w:ascii="Times New Roman" w:eastAsia="Times New Roman" w:hAnsi="Times New Roman" w:cs="Times New Roman"/>
+                <w:kern w:val="0"/>
+                <w:sz w:val="24"/>
+                <w:szCs w:val="24"/>
+                <w:lang w:eastAsia="en-ID"/>
+                <w14:ligatures w14:val="none"/>
+              </w:rPr>
+            </w:pPr>
+            <w:r>
+              <w:rPr>
+                <w:rFonts w:ascii="Times New Roman" w:eastAsia="Times New Roman" w:hAnsi="Times New Roman" w:cs="Times New Roman"/>
+                <w:sz w:val="24"/>
+                <w:szCs w:val="24"/>
+              </w:rPr>
+              <w:t>Spektrum cahaya</w:t>
+            </w:r>
+          </w:p>
+        </w:tc>
+        <w:tc>
+          <w:tcPr>
+            <w:tcW w:w="2080" w:type="dxa"/>
+            <w:tcBorders>
+              <w:top w:val="single" w:sz="6" w:space="0" w:color="E6E6E6"/>
+              <w:left w:val="single" w:sz="6" w:space="0" w:color="E6E6E6"/>
+              <w:bottom w:val="single" w:sz="6" w:space="0" w:color="E6E6E6"/>
+              <w:right w:val="single" w:sz="6" w:space="0" w:color="E6E6E6"/>
+            </w:tcBorders>
+            <w:vAlign w:val="center"/>
+            <w:hideMark/>
+          </w:tcPr>
+          <w:p>
+            <w:pPr>
+              <w:spacing w:after="0" w:line="240" w:lineRule="auto"/>
+              <w:jc w:val="left"/>
+              <w:rPr>
+                <w:rFonts w:ascii="Times New Roman" w:eastAsia="Times New Roman" w:hAnsi="Times New Roman" w:cs="Times New Roman"/>
+                <w:kern w:val="0"/>
+                <w:sz w:val="24"/>
+                <w:szCs w:val="24"/>
+                <w:lang w:eastAsia="en-ID"/>
+                <w14:ligatures w14:val="none"/>
+              </w:rPr>
+            </w:pPr>
+            <w:r>
+              <w:rPr>
+                <w:rFonts w:ascii="Times New Roman" w:eastAsia="Times New Roman" w:hAnsi="Times New Roman" w:cs="Times New Roman"/>
+                <w:sz w:val="24"/>
+                <w:szCs w:val="24"/>
+              </w:rPr>
+              <w:t>±760–1100 nm (inframerah dekat)</w:t>
+            </w:r>
+          </w:p>
+        </w:tc>
+        <w:tc>
+          <w:tcPr>
+            <w:tcW w:w="2600" w:type="dxa"/>
+            <w:tcBorders>
+              <w:top w:val="single" w:sz="6" w:space="0" w:color="E6E6E6"/>
+              <w:left w:val="single" w:sz="6" w:space="0" w:color="E6E6E6"/>
+              <w:bottom w:val="single" w:sz="6" w:space="0" w:color="E6E6E6"/>
+              <w:right w:val="single" w:sz="6" w:space="0" w:color="E6E6E6"/>
+            </w:tcBorders>
+            <w:vAlign w:val="center"/>
+            <w:hideMark/>
+          </w:tcPr>
+          <w:p>
+            <w:pPr>
+              <w:spacing w:after="0" w:line="240" w:lineRule="auto"/>
+              <w:jc w:val="left"/>
+              <w:rPr>
+                <w:rFonts w:ascii="Times New Roman" w:eastAsia="Times New Roman" w:hAnsi="Times New Roman" w:cs="Times New Roman"/>
+                <w:kern w:val="0"/>
+                <w:sz w:val="20"/>
+                <w:szCs w:val="20"/>
+                <w:lang w:eastAsia="en-ID"/>
+                <w14:ligatures w14:val="none"/>
+              </w:rPr>
+            </w:pPr>
+            <w:r>
+              <w:rPr>
+                <w:rFonts w:ascii="Times New Roman" w:eastAsia="Times New Roman" w:hAnsi="Times New Roman" w:cs="Times New Roman"/>
+                <w:sz w:val="24"/>
+                <w:szCs w:val="24"/>
+              </w:rPr>
+              <w:t>Peka terhadap nyala api; juga peka IR matahari / lampu pijar</w:t>
+            </w:r>
+          </w:p>
+        </w:tc>
+      </w:tr>
+      <w:tr>
+        <w:trPr>
+          <w:cantSplit/>
+          <w:trHeight w:val="310"/>
+          <w:tblCellSpacing w:w="15" w:type="dxa"/>
+        </w:trPr>
+        <w:tc>
+          <w:tcPr>
+            <w:tcW w:w="4336" w:type="dxa"/>
+            <w:tcBorders>
+              <w:top w:val="single" w:sz="6" w:space="0" w:color="E6E6E6"/>
+              <w:left w:val="single" w:sz="6" w:space="0" w:color="E6E6E6"/>
+              <w:bottom w:val="single" w:sz="6" w:space="0" w:color="E6E6E6"/>
+              <w:right w:val="single" w:sz="6" w:space="0" w:color="E6E6E6"/>
+            </w:tcBorders>
+            <w:vAlign w:val="center"/>
+            <w:hideMark/>
+          </w:tcPr>
+          <w:p>
+            <w:pPr>
+              <w:spacing w:after="0" w:line="240" w:lineRule="auto"/>
+              <w:jc w:val="left"/>
+              <w:rPr>
+                <w:rFonts w:ascii="Times New Roman" w:eastAsia="Times New Roman" w:hAnsi="Times New Roman" w:cs="Times New Roman"/>
+                <w:kern w:val="0"/>
+                <w:sz w:val="24"/>
+                <w:szCs w:val="24"/>
+                <w:lang w:eastAsia="en-ID"/>
+                <w14:ligatures w14:val="none"/>
+              </w:rPr>
+            </w:pPr>
+            <w:r>
+              <w:rPr>
+                <w:rFonts w:ascii="Times New Roman" w:eastAsia="Times New Roman" w:hAnsi="Times New Roman" w:cs="Times New Roman"/>
+                <w:sz w:val="24"/>
+                <w:szCs w:val="24"/>
+              </w:rPr>
+              <w:t>Sudut deteksi</w:t>
+            </w:r>
+          </w:p>
+        </w:tc>
+        <w:tc>
+          <w:tcPr>
+            <w:tcW w:w="2080" w:type="dxa"/>
+            <w:tcBorders>
+              <w:top w:val="single" w:sz="6" w:space="0" w:color="E6E6E6"/>
+              <w:left w:val="single" w:sz="6" w:space="0" w:color="E6E6E6"/>
+              <w:bottom w:val="single" w:sz="6" w:space="0" w:color="E6E6E6"/>
+              <w:right w:val="single" w:sz="6" w:space="0" w:color="E6E6E6"/>
+            </w:tcBorders>
+            <w:vAlign w:val="center"/>
+            <w:hideMark/>
+          </w:tcPr>
+          <w:p>
+            <w:pPr>
+              <w:spacing w:after="0" w:line="240" w:lineRule="auto"/>
+              <w:jc w:val="left"/>
+              <w:rPr>
+                <w:rFonts w:ascii="Times New Roman" w:eastAsia="Times New Roman" w:hAnsi="Times New Roman" w:cs="Times New Roman"/>
+                <w:kern w:val="0"/>
+                <w:sz w:val="24"/>
+                <w:szCs w:val="24"/>
+                <w:lang w:eastAsia="en-ID"/>
+                <w14:ligatures w14:val="none"/>
+              </w:rPr>
+            </w:pPr>
+            <w:r>
+              <w:rPr>
+                <w:rFonts w:ascii="Times New Roman" w:eastAsia="Times New Roman" w:hAnsi="Times New Roman" w:cs="Times New Roman"/>
+                <w:sz w:val="24"/>
+                <w:szCs w:val="24"/>
+              </w:rPr>
+              <w:t>±60°</w:t>
+            </w:r>
+          </w:p>
+        </w:tc>
+        <w:tc>
+          <w:tcPr>
+            <w:tcW w:w="2600" w:type="dxa"/>
+            <w:tcBorders>
+              <w:top w:val="single" w:sz="6" w:space="0" w:color="E6E6E6"/>
+              <w:left w:val="single" w:sz="6" w:space="0" w:color="E6E6E6"/>
+              <w:bottom w:val="single" w:sz="6" w:space="0" w:color="E6E6E6"/>
+              <w:right w:val="single" w:sz="6" w:space="0" w:color="E6E6E6"/>
+            </w:tcBorders>
+            <w:vAlign w:val="center"/>
+            <w:hideMark/>
+          </w:tcPr>
+          <w:p>
+            <w:pPr>
+              <w:spacing w:after="0" w:line="240" w:lineRule="auto"/>
+              <w:jc w:val="left"/>
+              <w:rPr>
+                <w:rFonts w:ascii="Times New Roman" w:eastAsia="Times New Roman" w:hAnsi="Times New Roman" w:cs="Times New Roman"/>
+                <w:kern w:val="0"/>
+                <w:sz w:val="20"/>
+                <w:szCs w:val="20"/>
+                <w:lang w:eastAsia="en-ID"/>
+                <w14:ligatures w14:val="none"/>
+              </w:rPr>
+            </w:pPr>
+            <w:r>
+              <w:rPr>
+                <w:rFonts w:ascii="Times New Roman" w:eastAsia="Times New Roman" w:hAnsi="Times New Roman" w:cs="Times New Roman"/>
+                <w:sz w:val="24"/>
+                <w:szCs w:val="24"/>
+              </w:rPr>
+              <w:t>Modul diarahkan ke jalur yang dipantau</w:t>
+            </w:r>
+          </w:p>
+        </w:tc>
+      </w:tr>
+      <w:tr>
+        <w:trPr>
+          <w:cantSplit/>
+          <w:trHeight w:val="310"/>
+          <w:tblCellSpacing w:w="15" w:type="dxa"/>
+        </w:trPr>
+        <w:tc>
+          <w:tcPr>
+            <w:tcW w:w="4336" w:type="dxa"/>
+            <w:tcBorders>
+              <w:top w:val="single" w:sz="6" w:space="0" w:color="E6E6E6"/>
+              <w:left w:val="single" w:sz="6" w:space="0" w:color="E6E6E6"/>
+              <w:bottom w:val="single" w:sz="6" w:space="0" w:color="E6E6E6"/>
+              <w:right w:val="single" w:sz="6" w:space="0" w:color="E6E6E6"/>
+            </w:tcBorders>
+            <w:vAlign w:val="center"/>
+            <w:hideMark/>
+          </w:tcPr>
+          <w:p>
+            <w:pPr>
+              <w:spacing w:after="0" w:line="240" w:lineRule="auto"/>
+              <w:jc w:val="left"/>
+              <w:rPr>
+                <w:rFonts w:ascii="Times New Roman" w:eastAsia="Times New Roman" w:hAnsi="Times New Roman" w:cs="Times New Roman"/>
+                <w:kern w:val="0"/>
+                <w:sz w:val="24"/>
+                <w:szCs w:val="24"/>
+                <w:lang w:eastAsia="en-ID"/>
+                <w14:ligatures w14:val="none"/>
+              </w:rPr>
+            </w:pPr>
+            <w:r>
+              <w:rPr>
+                <w:rFonts w:ascii="Times New Roman" w:eastAsia="Times New Roman" w:hAnsi="Times New Roman" w:cs="Times New Roman"/>
+                <w:sz w:val="24"/>
+                <w:szCs w:val="24"/>
+              </w:rPr>
+              <w:t>Jarak deteksi</w:t>
+            </w:r>
+          </w:p>
+        </w:tc>
+        <w:tc>
+          <w:tcPr>
+            <w:tcW w:w="2080" w:type="dxa"/>
+            <w:tcBorders>
+              <w:top w:val="single" w:sz="6" w:space="0" w:color="E6E6E6"/>
+              <w:left w:val="single" w:sz="6" w:space="0" w:color="E6E6E6"/>
+              <w:bottom w:val="single" w:sz="6" w:space="0" w:color="E6E6E6"/>
+              <w:right w:val="single" w:sz="6" w:space="0" w:color="E6E6E6"/>
+            </w:tcBorders>
+            <w:vAlign w:val="center"/>
+            <w:hideMark/>
+          </w:tcPr>
+          <w:p>
+            <w:pPr>
+              <w:spacing w:after="0" w:line="240" w:lineRule="auto"/>
+              <w:jc w:val="left"/>
+              <w:rPr>
+                <w:rFonts w:ascii="Times New Roman" w:eastAsia="Times New Roman" w:hAnsi="Times New Roman" w:cs="Times New Roman"/>
+                <w:kern w:val="0"/>
+                <w:sz w:val="24"/>
+                <w:szCs w:val="24"/>
+                <w:lang w:eastAsia="en-ID"/>
+                <w14:ligatures w14:val="none"/>
+              </w:rPr>
+            </w:pPr>
+            <w:r>
+              <w:rPr>
+                <w:rFonts w:ascii="Times New Roman" w:eastAsia="Times New Roman" w:hAnsi="Times New Roman" w:cs="Times New Roman"/>
+                <w:sz w:val="24"/>
+                <w:szCs w:val="24"/>
+              </w:rPr>
+              <w:t>±20 cm (api korek) hingga ±80 cm (api lebih besar)</w:t>
+            </w:r>
+          </w:p>
+        </w:tc>
+        <w:tc>
+          <w:tcPr>
+            <w:tcW w:w="2600" w:type="dxa"/>
+            <w:tcBorders>
+              <w:top w:val="single" w:sz="6" w:space="0" w:color="E6E6E6"/>
+              <w:left w:val="single" w:sz="6" w:space="0" w:color="E6E6E6"/>
+              <w:bottom w:val="single" w:sz="6" w:space="0" w:color="E6E6E6"/>
+              <w:right w:val="single" w:sz="6" w:space="0" w:color="E6E6E6"/>
+            </w:tcBorders>
+            <w:vAlign w:val="center"/>
+            <w:hideMark/>
+          </w:tcPr>
+          <w:p>
+            <w:pPr>
+              <w:spacing w:after="0" w:line="240" w:lineRule="auto"/>
+              <w:jc w:val="left"/>
+              <w:rPr>
+                <w:rFonts w:ascii="Times New Roman" w:eastAsia="Times New Roman" w:hAnsi="Times New Roman" w:cs="Times New Roman"/>
+                <w:kern w:val="0"/>
+                <w:sz w:val="20"/>
+                <w:szCs w:val="20"/>
+                <w:lang w:eastAsia="en-ID"/>
+                <w14:ligatures w14:val="none"/>
+              </w:rPr>
+            </w:pPr>
+            <w:r>
+              <w:rPr>
+                <w:rFonts w:ascii="Times New Roman" w:eastAsia="Times New Roman" w:hAnsi="Times New Roman" w:cs="Times New Roman"/>
+                <w:sz w:val="24"/>
+                <w:szCs w:val="24"/>
+              </w:rPr>
+              <w:t>Spesifikasi tipikal modul, diatur potensiometer (DO); bukan hasil ukur</w:t>
+            </w:r>
+          </w:p>
+        </w:tc>
+      </w:tr>
+      <w:tr>
+        <w:trPr>
+          <w:cantSplit/>
+          <w:trHeight w:val="310"/>
+          <w:tblCellSpacing w:w="15" w:type="dxa"/>
+        </w:trPr>
+        <w:tc>
+          <w:tcPr>
+            <w:tcW w:w="4336" w:type="dxa"/>
+            <w:tcBorders>
+              <w:top w:val="single" w:sz="6" w:space="0" w:color="E6E6E6"/>
+              <w:left w:val="single" w:sz="6" w:space="0" w:color="E6E6E6"/>
+              <w:bottom w:val="single" w:sz="6" w:space="0" w:color="E6E6E6"/>
+              <w:right w:val="single" w:sz="6" w:space="0" w:color="E6E6E6"/>
+            </w:tcBorders>
+            <w:vAlign w:val="center"/>
+            <w:hideMark/>
+          </w:tcPr>
+          <w:p>
+            <w:pPr>
+              <w:spacing w:after="0" w:line="240" w:lineRule="auto"/>
+              <w:jc w:val="left"/>
+              <w:rPr>
+                <w:rFonts w:ascii="Times New Roman" w:eastAsia="Times New Roman" w:hAnsi="Times New Roman" w:cs="Times New Roman"/>
+                <w:kern w:val="0"/>
+                <w:sz w:val="24"/>
+                <w:szCs w:val="24"/>
+                <w:lang w:eastAsia="en-ID"/>
+                <w14:ligatures w14:val="none"/>
+              </w:rPr>
+            </w:pPr>
+            <w:r>
+              <w:rPr>
+                <w:rFonts w:ascii="Times New Roman" w:eastAsia="Times New Roman" w:hAnsi="Times New Roman" w:cs="Times New Roman"/>
+                <w:sz w:val="24"/>
+                <w:szCs w:val="24"/>
+              </w:rPr>
+              <w:t>Tegangan kerja</w:t>
+            </w:r>
+          </w:p>
+        </w:tc>
+        <w:tc>
+          <w:tcPr>
+            <w:tcW w:w="2080" w:type="dxa"/>
+            <w:tcBorders>
+              <w:top w:val="single" w:sz="6" w:space="0" w:color="E6E6E6"/>
+              <w:left w:val="single" w:sz="6" w:space="0" w:color="E6E6E6"/>
+              <w:bottom w:val="single" w:sz="6" w:space="0" w:color="E6E6E6"/>
+              <w:right w:val="single" w:sz="6" w:space="0" w:color="E6E6E6"/>
+            </w:tcBorders>
+            <w:vAlign w:val="center"/>
+            <w:hideMark/>
+          </w:tcPr>
+          <w:p>
+            <w:pPr>
+              <w:spacing w:after="0" w:line="240" w:lineRule="auto"/>
+              <w:jc w:val="left"/>
+              <w:rPr>
+                <w:rFonts w:ascii="Times New Roman" w:eastAsia="Times New Roman" w:hAnsi="Times New Roman" w:cs="Times New Roman"/>
+                <w:kern w:val="0"/>
+                <w:sz w:val="24"/>
+                <w:szCs w:val="24"/>
+                <w:lang w:eastAsia="en-ID"/>
+                <w14:ligatures w14:val="none"/>
+              </w:rPr>
+            </w:pPr>
+            <w:r>
+              <w:rPr>
+                <w:rFonts w:ascii="Times New Roman" w:eastAsia="Times New Roman" w:hAnsi="Times New Roman" w:cs="Times New Roman"/>
+                <w:sz w:val="24"/>
+                <w:szCs w:val="24"/>
+              </w:rPr>
+              <w:t>3,3–5 V (dipakai 3,3 V)</w:t>
+            </w:r>
+          </w:p>
+        </w:tc>
+        <w:tc>
+          <w:tcPr>
+            <w:tcW w:w="2600" w:type="dxa"/>
+            <w:tcBorders>
+              <w:top w:val="single" w:sz="6" w:space="0" w:color="E6E6E6"/>
+              <w:left w:val="single" w:sz="6" w:space="0" w:color="E6E6E6"/>
+              <w:bottom w:val="single" w:sz="6" w:space="0" w:color="E6E6E6"/>
+              <w:right w:val="single" w:sz="6" w:space="0" w:color="E6E6E6"/>
+            </w:tcBorders>
+            <w:vAlign w:val="center"/>
+            <w:hideMark/>
+          </w:tcPr>
+          <w:p>
+            <w:pPr>
+              <w:spacing w:after="0" w:line="240" w:lineRule="auto"/>
+              <w:jc w:val="left"/>
+              <w:rPr>
+                <w:rFonts w:ascii="Times New Roman" w:eastAsia="Times New Roman" w:hAnsi="Times New Roman" w:cs="Times New Roman"/>
+                <w:kern w:val="0"/>
+                <w:sz w:val="20"/>
+                <w:szCs w:val="20"/>
+                <w:lang w:eastAsia="en-ID"/>
+                <w14:ligatures w14:val="none"/>
+              </w:rPr>
+            </w:pPr>
+            <w:r>
+              <w:rPr>
+                <w:rFonts w:ascii="Times New Roman" w:eastAsia="Times New Roman" w:hAnsi="Times New Roman" w:cs="Times New Roman"/>
+                <w:sz w:val="24"/>
+                <w:szCs w:val="24"/>
+              </w:rPr>
+              <w:t>VCC 3,3 V agar AO tidak melebihi batas ADC ESP32</w:t>
+            </w:r>
+          </w:p>
+        </w:tc>
+      </w:tr>
+      <w:tr>
+        <w:trPr>
+          <w:cantSplit/>
+          <w:trHeight w:val="310"/>
+          <w:tblCellSpacing w:w="15" w:type="dxa"/>
+        </w:trPr>
+        <w:tc>
+          <w:tcPr>
+            <w:tcW w:w="4336" w:type="dxa"/>
+            <w:tcBorders>
+              <w:top w:val="single" w:sz="6" w:space="0" w:color="E6E6E6"/>
+              <w:left w:val="single" w:sz="6" w:space="0" w:color="E6E6E6"/>
+              <w:bottom w:val="single" w:sz="6" w:space="0" w:color="E6E6E6"/>
+              <w:right w:val="single" w:sz="6" w:space="0" w:color="E6E6E6"/>
+            </w:tcBorders>
+            <w:vAlign w:val="center"/>
+            <w:hideMark/>
+          </w:tcPr>
+          <w:p>
+            <w:pPr>
+              <w:spacing w:after="0" w:line="240" w:lineRule="auto"/>
+              <w:jc w:val="left"/>
+              <w:rPr>
+                <w:rFonts w:ascii="Times New Roman" w:eastAsia="Times New Roman" w:hAnsi="Times New Roman" w:cs="Times New Roman"/>
+                <w:kern w:val="0"/>
+                <w:sz w:val="24"/>
+                <w:szCs w:val="24"/>
+                <w:lang w:eastAsia="en-ID"/>
+                <w14:ligatures w14:val="none"/>
+              </w:rPr>
+            </w:pPr>
+            <w:r>
+              <w:rPr>
+                <w:rFonts w:ascii="Times New Roman" w:eastAsia="Times New Roman" w:hAnsi="Times New Roman" w:cs="Times New Roman"/>
+                <w:sz w:val="24"/>
+                <w:szCs w:val="24"/>
+              </w:rPr>
+              <w:t>Pin AO yang dipakai</w:t>
+            </w:r>
+          </w:p>
+        </w:tc>
+        <w:tc>
+          <w:tcPr>
+            <w:tcW w:w="2080" w:type="dxa"/>
+            <w:tcBorders>
+              <w:top w:val="single" w:sz="6" w:space="0" w:color="E6E6E6"/>
+              <w:left w:val="single" w:sz="6" w:space="0" w:color="E6E6E6"/>
+              <w:bottom w:val="single" w:sz="6" w:space="0" w:color="E6E6E6"/>
+              <w:right w:val="single" w:sz="6" w:space="0" w:color="E6E6E6"/>
+            </w:tcBorders>
+            <w:vAlign w:val="center"/>
+            <w:hideMark/>
+          </w:tcPr>
+          <w:p>
+            <w:pPr>
+              <w:spacing w:after="0" w:line="240" w:lineRule="auto"/>
+              <w:jc w:val="left"/>
+              <w:rPr>
+                <w:rFonts w:ascii="Times New Roman" w:eastAsia="Times New Roman" w:hAnsi="Times New Roman" w:cs="Times New Roman"/>
+                <w:kern w:val="0"/>
+                <w:sz w:val="24"/>
+                <w:szCs w:val="24"/>
+                <w:lang w:eastAsia="en-ID"/>
+                <w14:ligatures w14:val="none"/>
+              </w:rPr>
+            </w:pPr>
+            <w:r>
+              <w:rPr>
+                <w:rFonts w:ascii="Times New Roman" w:eastAsia="Times New Roman" w:hAnsi="Times New Roman" w:cs="Times New Roman"/>
+                <w:sz w:val="24"/>
+                <w:szCs w:val="24"/>
+              </w:rPr>
+              <w:t>GPIO 32, 33, 34 (ADC1)</w:t>
+            </w:r>
+          </w:p>
+        </w:tc>
+        <w:tc>
+          <w:tcPr>
+            <w:tcW w:w="2600" w:type="dxa"/>
+            <w:tcBorders>
+              <w:top w:val="single" w:sz="6" w:space="0" w:color="E6E6E6"/>
+              <w:left w:val="single" w:sz="6" w:space="0" w:color="E6E6E6"/>
+              <w:bottom w:val="single" w:sz="6" w:space="0" w:color="E6E6E6"/>
+              <w:right w:val="single" w:sz="6" w:space="0" w:color="E6E6E6"/>
+            </w:tcBorders>
+            <w:vAlign w:val="center"/>
+            <w:hideMark/>
+          </w:tcPr>
+          <w:p>
+            <w:pPr>
+              <w:spacing w:after="0" w:line="240" w:lineRule="auto"/>
+              <w:jc w:val="left"/>
+              <w:rPr>
+                <w:rFonts w:ascii="Times New Roman" w:eastAsia="Times New Roman" w:hAnsi="Times New Roman" w:cs="Times New Roman"/>
+                <w:kern w:val="0"/>
+                <w:sz w:val="20"/>
+                <w:szCs w:val="20"/>
+                <w:lang w:eastAsia="en-ID"/>
+                <w14:ligatures w14:val="none"/>
+              </w:rPr>
+            </w:pPr>
+            <w:r>
+              <w:rPr>
+                <w:rFonts w:ascii="Times New Roman" w:eastAsia="Times New Roman" w:hAnsi="Times New Roman" w:cs="Times New Roman"/>
+                <w:sz w:val="24"/>
+                <w:szCs w:val="24"/>
+              </w:rPr>
+              <w:t>Sensor 1/2/3 = jalur #3 / #18 / #19; ADC2 tidak bisa dibaca saat ESP-NOW aktif</w:t>
+            </w:r>
+          </w:p>
+        </w:tc>
+      </w:tr>
+      <w:tr>
+        <w:trPr>
+          <w:cantSplit/>
+          <w:trHeight w:val="310"/>
+          <w:tblCellSpacing w:w="15" w:type="dxa"/>
+        </w:trPr>
+        <w:tc>
+          <w:tcPr>
+            <w:tcW w:w="4336" w:type="dxa"/>
+            <w:tcBorders>
+              <w:top w:val="single" w:sz="6" w:space="0" w:color="E6E6E6"/>
+              <w:left w:val="single" w:sz="6" w:space="0" w:color="E6E6E6"/>
+              <w:bottom w:val="single" w:sz="6" w:space="0" w:color="E6E6E6"/>
+              <w:right w:val="single" w:sz="6" w:space="0" w:color="E6E6E6"/>
+            </w:tcBorders>
+            <w:vAlign w:val="center"/>
+            <w:hideMark/>
+          </w:tcPr>
+          <w:p>
+            <w:pPr>
+              <w:spacing w:after="0" w:line="240" w:lineRule="auto"/>
+              <w:jc w:val="left"/>
+              <w:rPr>
+                <w:rFonts w:ascii="Times New Roman" w:eastAsia="Times New Roman" w:hAnsi="Times New Roman" w:cs="Times New Roman"/>
+                <w:kern w:val="0"/>
+                <w:sz w:val="24"/>
+                <w:szCs w:val="24"/>
+                <w:lang w:eastAsia="en-ID"/>
+                <w14:ligatures w14:val="none"/>
+              </w:rPr>
+            </w:pPr>
+            <w:r>
+              <w:rPr>
+                <w:rFonts w:ascii="Times New Roman" w:eastAsia="Times New Roman" w:hAnsi="Times New Roman" w:cs="Times New Roman"/>
+                <w:sz w:val="24"/>
+                <w:szCs w:val="24"/>
+              </w:rPr>
+              <w:t>Rentang scan ADC</w:t>
+            </w:r>
+          </w:p>
+        </w:tc>
+        <w:tc>
+          <w:tcPr>
+            <w:tcW w:w="2080" w:type="dxa"/>
+            <w:tcBorders>
+              <w:top w:val="single" w:sz="6" w:space="0" w:color="E6E6E6"/>
+              <w:left w:val="single" w:sz="6" w:space="0" w:color="E6E6E6"/>
+              <w:bottom w:val="single" w:sz="6" w:space="0" w:color="E6E6E6"/>
+              <w:right w:val="single" w:sz="6" w:space="0" w:color="E6E6E6"/>
+            </w:tcBorders>
+            <w:vAlign w:val="center"/>
+            <w:hideMark/>
+          </w:tcPr>
+          <w:p>
+            <w:pPr>
+              <w:spacing w:after="0" w:line="240" w:lineRule="auto"/>
+              <w:jc w:val="left"/>
+              <w:rPr>
+                <w:rFonts w:ascii="Times New Roman" w:eastAsia="Times New Roman" w:hAnsi="Times New Roman" w:cs="Times New Roman"/>
+                <w:kern w:val="0"/>
+                <w:sz w:val="24"/>
+                <w:szCs w:val="24"/>
+                <w:lang w:eastAsia="en-ID"/>
+                <w14:ligatures w14:val="none"/>
+              </w:rPr>
+            </w:pPr>
+            <w:r>
+              <w:rPr>
+                <w:rFonts w:ascii="Times New Roman" w:eastAsia="Times New Roman" w:hAnsi="Times New Roman" w:cs="Times New Roman"/>
+                <w:sz w:val="24"/>
+                <w:szCs w:val="24"/>
+              </w:rPr>
+              <w:t>0–4095 (12 bit), atenuasi 11 dB ≈ 0–3,3 V</w:t>
+            </w:r>
+          </w:p>
+        </w:tc>
+        <w:tc>
+          <w:tcPr>
+            <w:tcW w:w="2600" w:type="dxa"/>
+            <w:tcBorders>
+              <w:top w:val="single" w:sz="6" w:space="0" w:color="E6E6E6"/>
+              <w:left w:val="single" w:sz="6" w:space="0" w:color="E6E6E6"/>
+              <w:bottom w:val="single" w:sz="6" w:space="0" w:color="E6E6E6"/>
+              <w:right w:val="single" w:sz="6" w:space="0" w:color="E6E6E6"/>
+            </w:tcBorders>
+            <w:vAlign w:val="center"/>
+            <w:hideMark/>
+          </w:tcPr>
+          <w:p>
+            <w:pPr>
+              <w:spacing w:after="0" w:line="240" w:lineRule="auto"/>
+              <w:jc w:val="left"/>
+              <w:rPr>
+                <w:rFonts w:ascii="Times New Roman" w:eastAsia="Times New Roman" w:hAnsi="Times New Roman" w:cs="Times New Roman"/>
+                <w:kern w:val="0"/>
+                <w:sz w:val="20"/>
+                <w:szCs w:val="20"/>
+                <w:lang w:eastAsia="en-ID"/>
+                <w14:ligatures w14:val="none"/>
+              </w:rPr>
+            </w:pPr>
+            <w:r>
+              <w:rPr>
+                <w:rFonts w:ascii="Times New Roman" w:eastAsia="Times New Roman" w:hAnsi="Times New Roman" w:cs="Times New Roman"/>
+                <w:sz w:val="24"/>
+                <w:szCs w:val="24"/>
+              </w:rPr>
+              <w:t>Nilai ADC turun saat ada api (aktif rendah)</w:t>
+            </w:r>
+          </w:p>
+        </w:tc>
+      </w:tr>
+      <w:tr>
+        <w:trPr>
+          <w:cantSplit/>
+          <w:trHeight w:val="310"/>
+          <w:tblCellSpacing w:w="15" w:type="dxa"/>
+        </w:trPr>
+        <w:tc>
+          <w:tcPr>
+            <w:tcW w:w="4336" w:type="dxa"/>
+            <w:tcBorders>
+              <w:top w:val="single" w:sz="6" w:space="0" w:color="E6E6E6"/>
+              <w:left w:val="single" w:sz="6" w:space="0" w:color="E6E6E6"/>
+              <w:bottom w:val="single" w:sz="6" w:space="0" w:color="E6E6E6"/>
+              <w:right w:val="single" w:sz="6" w:space="0" w:color="E6E6E6"/>
+            </w:tcBorders>
+            <w:vAlign w:val="center"/>
+            <w:hideMark/>
+          </w:tcPr>
+          <w:p>
+            <w:pPr>
+              <w:spacing w:after="0" w:line="240" w:lineRule="auto"/>
+              <w:jc w:val="left"/>
+              <w:rPr>
+                <w:rFonts w:ascii="Times New Roman" w:eastAsia="Times New Roman" w:hAnsi="Times New Roman" w:cs="Times New Roman"/>
+                <w:kern w:val="0"/>
+                <w:sz w:val="24"/>
+                <w:szCs w:val="24"/>
+                <w:lang w:eastAsia="en-ID"/>
+                <w14:ligatures w14:val="none"/>
+              </w:rPr>
+            </w:pPr>
+            <w:r>
+              <w:rPr>
+                <w:rFonts w:ascii="Times New Roman" w:eastAsia="Times New Roman" w:hAnsi="Times New Roman" w:cs="Times New Roman"/>
+                <w:sz w:val="24"/>
+                <w:szCs w:val="24"/>
+              </w:rPr>
+              <w:t>Ambang deteksi</w:t>
+            </w:r>
+          </w:p>
+        </w:tc>
+        <w:tc>
+          <w:tcPr>
+            <w:tcW w:w="2080" w:type="dxa"/>
+            <w:tcBorders>
+              <w:top w:val="single" w:sz="6" w:space="0" w:color="E6E6E6"/>
+              <w:left w:val="single" w:sz="6" w:space="0" w:color="E6E6E6"/>
+              <w:bottom w:val="single" w:sz="6" w:space="0" w:color="E6E6E6"/>
+              <w:right w:val="single" w:sz="6" w:space="0" w:color="E6E6E6"/>
+            </w:tcBorders>
+            <w:vAlign w:val="center"/>
+            <w:hideMark/>
+          </w:tcPr>
+          <w:p>
+            <w:pPr>
+              <w:spacing w:after="0" w:line="240" w:lineRule="auto"/>
+              <w:jc w:val="left"/>
+              <w:rPr>
+                <w:rFonts w:ascii="Times New Roman" w:eastAsia="Times New Roman" w:hAnsi="Times New Roman" w:cs="Times New Roman"/>
+                <w:kern w:val="0"/>
+                <w:sz w:val="24"/>
+                <w:szCs w:val="24"/>
+                <w:lang w:eastAsia="en-ID"/>
+                <w14:ligatures w14:val="none"/>
+              </w:rPr>
+            </w:pPr>
+            <w:r>
+              <w:rPr>
+                <w:rFonts w:ascii="Times New Roman" w:eastAsia="Times New Roman" w:hAnsi="Times New Roman" w:cs="Times New Roman"/>
+                <w:sz w:val="24"/>
+                <w:szCs w:val="24"/>
+              </w:rPr>
+              <w:t>Api bila ADC &lt; 1500 (≈1,21 V); aman lagi bila &gt; 1800 (≈1,45 V)</w:t>
+            </w:r>
+          </w:p>
+        </w:tc>
+        <w:tc>
+          <w:tcPr>
+            <w:tcW w:w="2600" w:type="dxa"/>
+            <w:tcBorders>
+              <w:top w:val="single" w:sz="6" w:space="0" w:color="E6E6E6"/>
+              <w:left w:val="single" w:sz="6" w:space="0" w:color="E6E6E6"/>
+              <w:bottom w:val="single" w:sz="6" w:space="0" w:color="E6E6E6"/>
+              <w:right w:val="single" w:sz="6" w:space="0" w:color="E6E6E6"/>
+            </w:tcBorders>
+            <w:vAlign w:val="center"/>
+            <w:hideMark/>
+          </w:tcPr>
+          <w:p>
+            <w:pPr>
+              <w:spacing w:after="0" w:line="240" w:lineRule="auto"/>
+              <w:jc w:val="left"/>
+              <w:rPr>
+                <w:rFonts w:ascii="Times New Roman" w:eastAsia="Times New Roman" w:hAnsi="Times New Roman" w:cs="Times New Roman"/>
+                <w:kern w:val="0"/>
+                <w:sz w:val="20"/>
+                <w:szCs w:val="20"/>
+                <w:lang w:eastAsia="en-ID"/>
+                <w14:ligatures w14:val="none"/>
+              </w:rPr>
+            </w:pPr>
+            <w:r>
+              <w:rPr>
+                <w:rFonts w:ascii="Times New Roman" w:eastAsia="Times New Roman" w:hAnsi="Times New Roman" w:cs="Times New Roman"/>
+                <w:sz w:val="24"/>
+                <w:szCs w:val="24"/>
+              </w:rPr>
+              <w:t>Histeresis 300 hitungan (≈0,24 V) agar tidak berkedip</w:t>
+            </w:r>
+          </w:p>
+        </w:tc>
+      </w:tr>
+      <w:tr>
+        <w:trPr>
+          <w:cantSplit/>
+          <w:trHeight w:val="310"/>
+          <w:tblCellSpacing w:w="15" w:type="dxa"/>
+        </w:trPr>
+        <w:tc>
+          <w:tcPr>
+            <w:tcW w:w="4336" w:type="dxa"/>
+            <w:tcBorders>
+              <w:top w:val="single" w:sz="6" w:space="0" w:color="E6E6E6"/>
+              <w:left w:val="single" w:sz="6" w:space="0" w:color="E6E6E6"/>
+              <w:bottom w:val="single" w:sz="6" w:space="0" w:color="E6E6E6"/>
+              <w:right w:val="single" w:sz="6" w:space="0" w:color="E6E6E6"/>
+            </w:tcBorders>
+            <w:vAlign w:val="center"/>
+            <w:hideMark/>
+          </w:tcPr>
+          <w:p>
+            <w:pPr>
+              <w:spacing w:after="0" w:line="240" w:lineRule="auto"/>
+              <w:jc w:val="left"/>
+              <w:rPr>
+                <w:rFonts w:ascii="Times New Roman" w:eastAsia="Times New Roman" w:hAnsi="Times New Roman" w:cs="Times New Roman"/>
+                <w:kern w:val="0"/>
+                <w:sz w:val="24"/>
+                <w:szCs w:val="24"/>
+                <w:lang w:eastAsia="en-ID"/>
+                <w14:ligatures w14:val="none"/>
+              </w:rPr>
+            </w:pPr>
+            <w:r>
+              <w:rPr>
+                <w:rFonts w:ascii="Times New Roman" w:eastAsia="Times New Roman" w:hAnsi="Times New Roman" w:cs="Times New Roman"/>
+                <w:sz w:val="24"/>
+                <w:szCs w:val="24"/>
+              </w:rPr>
+              <w:t>Periode scan</w:t>
+            </w:r>
+          </w:p>
+        </w:tc>
+        <w:tc>
+          <w:tcPr>
+            <w:tcW w:w="2080" w:type="dxa"/>
+            <w:tcBorders>
+              <w:top w:val="single" w:sz="6" w:space="0" w:color="E6E6E6"/>
+              <w:left w:val="single" w:sz="6" w:space="0" w:color="E6E6E6"/>
+              <w:bottom w:val="single" w:sz="6" w:space="0" w:color="E6E6E6"/>
+              <w:right w:val="single" w:sz="6" w:space="0" w:color="E6E6E6"/>
+            </w:tcBorders>
+            <w:vAlign w:val="center"/>
+            <w:hideMark/>
+          </w:tcPr>
+          <w:p>
+            <w:pPr>
+              <w:spacing w:after="0" w:line="240" w:lineRule="auto"/>
+              <w:jc w:val="left"/>
+              <w:rPr>
+                <w:rFonts w:ascii="Times New Roman" w:eastAsia="Times New Roman" w:hAnsi="Times New Roman" w:cs="Times New Roman"/>
+                <w:kern w:val="0"/>
+                <w:sz w:val="24"/>
+                <w:szCs w:val="24"/>
+                <w:lang w:eastAsia="en-ID"/>
+                <w14:ligatures w14:val="none"/>
+              </w:rPr>
+            </w:pPr>
+            <w:r>
+              <w:rPr>
+                <w:rFonts w:ascii="Times New Roman" w:eastAsia="Times New Roman" w:hAnsi="Times New Roman" w:cs="Times New Roman"/>
+                <w:sz w:val="24"/>
+                <w:szCs w:val="24"/>
+              </w:rPr>
+              <w:t>50 ms (20 Hz); rata-rata 8 sampel; konfirmasi 3 scan berturut-turut</w:t>
+            </w:r>
+          </w:p>
+        </w:tc>
+        <w:tc>
+          <w:tcPr>
+            <w:tcW w:w="2600" w:type="dxa"/>
+            <w:tcBorders>
+              <w:top w:val="single" w:sz="6" w:space="0" w:color="E6E6E6"/>
+              <w:left w:val="single" w:sz="6" w:space="0" w:color="E6E6E6"/>
+              <w:bottom w:val="single" w:sz="6" w:space="0" w:color="E6E6E6"/>
+              <w:right w:val="single" w:sz="6" w:space="0" w:color="E6E6E6"/>
+            </w:tcBorders>
+            <w:vAlign w:val="center"/>
+            <w:hideMark/>
+          </w:tcPr>
+          <w:p>
+            <w:pPr>
+              <w:spacing w:after="0" w:line="240" w:lineRule="auto"/>
+              <w:jc w:val="left"/>
+              <w:rPr>
+                <w:rFonts w:ascii="Times New Roman" w:eastAsia="Times New Roman" w:hAnsi="Times New Roman" w:cs="Times New Roman"/>
+                <w:kern w:val="0"/>
+                <w:sz w:val="20"/>
+                <w:szCs w:val="20"/>
+                <w:lang w:eastAsia="en-ID"/>
+                <w14:ligatures w14:val="none"/>
+              </w:rPr>
+            </w:pPr>
+            <w:r>
+              <w:rPr>
+                <w:rFonts w:ascii="Times New Roman" w:eastAsia="Times New Roman" w:hAnsi="Times New Roman" w:cs="Times New Roman"/>
+                <w:sz w:val="24"/>
+                <w:szCs w:val="24"/>
+              </w:rPr>
+              <w:t>Waktu deteksi ±150 ms ditambah kirim ESP-NOW (3x, jeda 100 ms); target ≤ 2 detik</w:t>
+            </w:r>
+          </w:p>
+        </w:tc>
+      </w:tr>
+      <w:tr>
+        <w:trPr>
+          <w:cantSplit/>
+          <w:trHeight w:val="310"/>
+          <w:tblCellSpacing w:w="15" w:type="dxa"/>
+        </w:trPr>
+        <w:tc>
+          <w:tcPr>
+            <w:tcW w:w="4336" w:type="dxa"/>
+            <w:tcBorders>
+              <w:top w:val="single" w:sz="6" w:space="0" w:color="E6E6E6"/>
+              <w:left w:val="single" w:sz="6" w:space="0" w:color="E6E6E6"/>
+              <w:bottom w:val="single" w:sz="6" w:space="0" w:color="E6E6E6"/>
+              <w:right w:val="single" w:sz="6" w:space="0" w:color="E6E6E6"/>
+            </w:tcBorders>
+            <w:vAlign w:val="center"/>
+            <w:hideMark/>
+          </w:tcPr>
+          <w:p>
+            <w:pPr>
+              <w:spacing w:after="0" w:line="240" w:lineRule="auto"/>
+              <w:jc w:val="left"/>
+              <w:rPr>
+                <w:rFonts w:ascii="Times New Roman" w:eastAsia="Times New Roman" w:hAnsi="Times New Roman" w:cs="Times New Roman"/>
+                <w:kern w:val="0"/>
+                <w:sz w:val="24"/>
+                <w:szCs w:val="24"/>
+                <w:lang w:eastAsia="en-ID"/>
+                <w14:ligatures w14:val="none"/>
+              </w:rPr>
+            </w:pPr>
+            <w:r>
+              <w:rPr>
+                <w:rFonts w:ascii="Times New Roman" w:eastAsia="Times New Roman" w:hAnsi="Times New Roman" w:cs="Times New Roman"/>
+                <w:sz w:val="24"/>
+                <w:szCs w:val="24"/>
+              </w:rPr>
+              <w:t>Jarak deteksi terukur</w:t>
+            </w:r>
+          </w:p>
+        </w:tc>
+        <w:tc>
+          <w:tcPr>
+            <w:tcW w:w="2080" w:type="dxa"/>
+            <w:tcBorders>
+              <w:top w:val="single" w:sz="6" w:space="0" w:color="E6E6E6"/>
+              <w:left w:val="single" w:sz="6" w:space="0" w:color="E6E6E6"/>
+              <w:bottom w:val="single" w:sz="6" w:space="0" w:color="E6E6E6"/>
+              <w:right w:val="single" w:sz="6" w:space="0" w:color="E6E6E6"/>
+            </w:tcBorders>
+            <w:vAlign w:val="center"/>
+            <w:hideMark/>
+          </w:tcPr>
+          <w:p>
+            <w:pPr>
+              <w:spacing w:after="0" w:line="240" w:lineRule="auto"/>
+              <w:jc w:val="left"/>
+              <w:rPr>
+                <w:rFonts w:ascii="Times New Roman" w:eastAsia="Times New Roman" w:hAnsi="Times New Roman" w:cs="Times New Roman"/>
+                <w:kern w:val="0"/>
+                <w:sz w:val="24"/>
+                <w:szCs w:val="24"/>
+                <w:lang w:eastAsia="en-ID"/>
+                <w14:ligatures w14:val="none"/>
+              </w:rPr>
+            </w:pPr>
+            <w:r>
+              <w:rPr>
+                <w:rFonts w:ascii="Times New Roman" w:eastAsia="Times New Roman" w:hAnsi="Times New Roman" w:cs="Times New Roman"/>
+                <w:sz w:val="24"/>
+                <w:szCs w:val="24"/>
+              </w:rPr>
+              <w:t>[isi hasil ukur pada maket: … cm]</w:t>
+            </w:r>
+          </w:p>
+        </w:tc>
+        <w:tc>
+          <w:tcPr>
+            <w:tcW w:w="2600" w:type="dxa"/>
+            <w:tcBorders>
+              <w:top w:val="single" w:sz="6" w:space="0" w:color="E6E6E6"/>
+              <w:left w:val="single" w:sz="6" w:space="0" w:color="E6E6E6"/>
+              <w:bottom w:val="single" w:sz="6" w:space="0" w:color="E6E6E6"/>
+              <w:right w:val="single" w:sz="6" w:space="0" w:color="E6E6E6"/>
+            </w:tcBorders>
+            <w:vAlign w:val="center"/>
+            <w:hideMark/>
+          </w:tcPr>
+          <w:p>
+            <w:pPr>
+              <w:spacing w:after="0" w:line="240" w:lineRule="auto"/>
+              <w:jc w:val="left"/>
+              <w:rPr>
+                <w:rFonts w:ascii="Times New Roman" w:eastAsia="Times New Roman" w:hAnsi="Times New Roman" w:cs="Times New Roman"/>
+                <w:kern w:val="0"/>
+                <w:sz w:val="20"/>
+                <w:szCs w:val="20"/>
+                <w:lang w:eastAsia="en-ID"/>
+                <w14:ligatures w14:val="none"/>
+              </w:rPr>
+            </w:pPr>
+            <w:r>
+              <w:rPr>
+                <w:rFonts w:ascii="Times New Roman" w:eastAsia="Times New Roman" w:hAnsi="Times New Roman" w:cs="Times New Roman"/>
+                <w:sz w:val="24"/>
+                <w:szCs w:val="24"/>
+              </w:rPr>
+              <w:t>Perlu diukur dengan api nyata; angka di atas adalah tipikal modul</w:t>
+            </w:r>
+          </w:p>
+        </w:tc>
+      </w:tr>
+    </w:tbl>
     <w:p>
       <w:pPr>
         <w:spacing w:after="0" w:line="300" w:lineRule="atLeast"/>
@@ -4032,7 +5667,7 @@
               <w:jc w:val="center"/>
             </w:pPr>
             <w:r>
-              <w:t>[Tempel foto: pengujian 5 jalur (strip menyala hijau/merah)]</w:t>
+              <w:t>[Tempel foto: pengujian 3 jalur (strip menyala hijau/merah)]</w:t>
             </w:r>
           </w:p>
         </w:tc>
@@ -4083,7 +5718,7 @@
           <w:lang w:eastAsia="en-ID"/>
           <w14:ligatures w14:val="none"/>
         </w:rPr>
-        <w:t>Gambar 2. Pengujian 5 jalur: 5 strip LED dan 5 sensor api dicatu dari USB laptop</w:t>
+        <w:t>Gambar 2. Pengujian 3 jalur: 3 strip LED dan 3 sensor api</w:t>
       </w:r>
     </w:p>
     <w:p>
@@ -4136,7 +5771,7 @@
           <w:szCs w:val="21"/>
           <w:lang w:eastAsia="en-ID"/>
         </w:rPr>
-        <w:t>Gambar 3. Cuplikan kode Week7/dijkstra_5jalur: pembacaan sensor dengan histeresis, pengiriman ESP-NOW, dan tampilan merah berkedip (kode lengkap pada repository tim)</w:t>
+        <w:t>Gambar 3. Cuplikan kode Week7/dijkstra_3jalur: pembacaan sensor dengan histeresis, pengiriman ESP-NOW, dan tampilan merah berkedip (kode lengkap pada repository tim)</w:t>
       </w:r>
     </w:p>
     <w:p>
@@ -4697,7 +6332,7 @@
                 <w:sz w:val="20"/>
                 <w:szCs w:val="20"/>
               </w:rPr>
-              <w:t>Integrasi 5 jalur (sensor, Dijkstra, ESP-NOW, LED)</w:t>
+              <w:t>Integrasi 3 jalur (sensor, Dijkstra, ESP-NOW, LED)</w:t>
             </w:r>
           </w:p>
         </w:tc>
@@ -4731,7 +6366,7 @@
                 <w:sz w:val="20"/>
                 <w:szCs w:val="20"/>
               </w:rPr>
-              <w:t>5 sensor terbaca; rute hijau dan jalur api merah berkedip pada 5 strip (34 LED)</w:t>
+              <w:t>3 sensor terbaca; rute hijau dan jalur api merah berkedip pada 3 strip (18 LED)</w:t>
             </w:r>
           </w:p>
         </w:tc>
@@ -4765,7 +6400,7 @@
                 <w:sz w:val="20"/>
                 <w:szCs w:val="20"/>
               </w:rPr>
-              <w:t>Berjalan pada 5 jalur sesuai skenario uji</w:t>
+              <w:t>Berhasil pada 3 jalur sesuai skenario uji</w:t>
             </w:r>
           </w:p>
         </w:tc>
@@ -5048,7 +6683,7 @@
                 <w:sz w:val="20"/>
                 <w:szCs w:val="20"/>
               </w:rPr>
-              <w:t>Belum diuji; kabel PSU tidak bisa dipakai</w:t>
+              <w:t>Belum diuji; konektor power supply bermasalah</w:t>
             </w:r>
           </w:p>
         </w:tc>
@@ -5187,7 +6822,7 @@
                 <w:sz w:val="20"/>
                 <w:szCs w:val="20"/>
               </w:rPr>
-              <w:t>Belum diukur (estimasi datasheet 5 jalur: ±0,45 A receiver)</w:t>
+              <w:t>Belum diukur (estimasi proporsional dari datasheet 34 LED ±0,45 A: ±0,24 A untuk 18 LED pada receiver)</w:t>
             </w:r>
           </w:p>
         </w:tc>
@@ -5221,6 +6856,149 @@
                 <w:szCs w:val="20"/>
               </w:rPr>
               <w:t>☑ Tidak</w:t>
+            </w:r>
+          </w:p>
+        </w:tc>
+      </w:tr>
+      <w:tr>
+        <w:trPr>
+          <w:cantSplit/>
+          <w:trHeight w:val="544"/>
+          <w:tblCellSpacing w:w="15" w:type="dxa"/>
+        </w:trPr>
+        <w:tc>
+          <w:tcPr>
+            <w:tcW w:w="2100" w:type="dxa"/>
+            <w:tcBorders>
+              <w:top w:val="single" w:sz="6" w:space="0" w:color="E6E6E6"/>
+              <w:left w:val="single" w:sz="6" w:space="0" w:color="E6E6E6"/>
+              <w:bottom w:val="single" w:sz="6" w:space="0" w:color="E6E6E6"/>
+              <w:right w:val="single" w:sz="6" w:space="0" w:color="E6E6E6"/>
+            </w:tcBorders>
+            <w:vAlign w:val="center"/>
+            <w:hideMark/>
+          </w:tcPr>
+          <w:p>
+            <w:pPr>
+              <w:spacing w:after="0" w:line="240" w:lineRule="auto"/>
+              <w:rPr>
+                <w:rFonts w:ascii="Times New Roman" w:eastAsia="Times New Roman" w:hAnsi="Times New Roman" w:cs="Times New Roman"/>
+                <w:kern w:val="0"/>
+                <w:sz w:val="24"/>
+                <w:szCs w:val="24"/>
+                <w:lang w:eastAsia="en-ID"/>
+                <w14:ligatures w14:val="none"/>
+              </w:rPr>
+            </w:pPr>
+            <w:r>
+              <w:rPr>
+                <w:rFonts w:ascii="Times New Roman" w:eastAsia="Times New Roman" w:hAnsi="Times New Roman" w:cs="Times New Roman"/>
+                <w:sz w:val="20"/>
+                <w:szCs w:val="20"/>
+              </w:rPr>
+              <w:t>Jarak dan sudut deteksi sensor api</w:t>
+            </w:r>
+          </w:p>
+        </w:tc>
+        <w:tc>
+          <w:tcPr>
+            <w:tcW w:w="1900" w:type="dxa"/>
+            <w:tcBorders>
+              <w:top w:val="single" w:sz="6" w:space="0" w:color="E6E6E6"/>
+              <w:left w:val="single" w:sz="6" w:space="0" w:color="E6E6E6"/>
+              <w:bottom w:val="single" w:sz="6" w:space="0" w:color="E6E6E6"/>
+              <w:right w:val="single" w:sz="6" w:space="0" w:color="E6E6E6"/>
+            </w:tcBorders>
+            <w:vAlign w:val="center"/>
+            <w:hideMark/>
+          </w:tcPr>
+          <w:p>
+            <w:pPr>
+              <w:spacing w:after="0" w:line="240" w:lineRule="auto"/>
+              <w:rPr>
+                <w:rFonts w:ascii="Times New Roman" w:eastAsia="Times New Roman" w:hAnsi="Times New Roman" w:cs="Times New Roman"/>
+                <w:kern w:val="0"/>
+                <w:sz w:val="20"/>
+                <w:szCs w:val="20"/>
+                <w:lang w:eastAsia="en-ID"/>
+                <w14:ligatures w14:val="none"/>
+              </w:rPr>
+            </w:pPr>
+            <w:r>
+              <w:rPr>
+                <w:rFonts w:ascii="Times New Roman" w:eastAsia="Times New Roman" w:hAnsi="Times New Roman" w:cs="Times New Roman"/>
+                <w:sz w:val="20"/>
+                <w:szCs w:val="20"/>
+              </w:rPr>
+              <w:t>Api terdeteksi pada jarak sesuai spesifikasi modul</w:t>
+            </w:r>
+          </w:p>
+        </w:tc>
+        <w:tc>
+          <w:tcPr>
+            <w:tcW w:w="3900" w:type="dxa"/>
+            <w:tcBorders>
+              <w:top w:val="single" w:sz="6" w:space="0" w:color="E6E6E6"/>
+              <w:left w:val="single" w:sz="6" w:space="0" w:color="E6E6E6"/>
+              <w:bottom w:val="single" w:sz="6" w:space="0" w:color="E6E6E6"/>
+              <w:right w:val="single" w:sz="6" w:space="0" w:color="E6E6E6"/>
+            </w:tcBorders>
+            <w:vAlign w:val="center"/>
+            <w:hideMark/>
+          </w:tcPr>
+          <w:p>
+            <w:pPr>
+              <w:spacing w:after="0" w:line="240" w:lineRule="auto"/>
+              <w:rPr>
+                <w:rFonts w:ascii="Times New Roman" w:eastAsia="Times New Roman" w:hAnsi="Times New Roman" w:cs="Times New Roman"/>
+                <w:kern w:val="0"/>
+                <w:sz w:val="20"/>
+                <w:szCs w:val="20"/>
+                <w:lang w:eastAsia="en-ID"/>
+                <w14:ligatures w14:val="none"/>
+              </w:rPr>
+            </w:pPr>
+            <w:r>
+              <w:rPr>
+                <w:rFonts w:ascii="Times New Roman" w:eastAsia="Times New Roman" w:hAnsi="Times New Roman" w:cs="Times New Roman"/>
+                <w:sz w:val="20"/>
+                <w:szCs w:val="20"/>
+              </w:rPr>
+              <w:t>[isi hasil ukur: … cm, sudut …°]</w:t>
+            </w:r>
+          </w:p>
+        </w:tc>
+        <w:tc>
+          <w:tcPr>
+            <w:tcW w:w="1100" w:type="dxa"/>
+            <w:tcBorders>
+              <w:top w:val="single" w:sz="6" w:space="0" w:color="E6E6E6"/>
+              <w:left w:val="single" w:sz="6" w:space="0" w:color="E6E6E6"/>
+              <w:bottom w:val="single" w:sz="6" w:space="0" w:color="E6E6E6"/>
+              <w:right w:val="single" w:sz="6" w:space="0" w:color="E6E6E6"/>
+            </w:tcBorders>
+            <w:vAlign w:val="center"/>
+            <w:hideMark/>
+          </w:tcPr>
+          <w:p>
+            <w:pPr>
+              <w:spacing w:after="0" w:line="240" w:lineRule="auto"/>
+              <w:rPr>
+                <w:rFonts w:ascii="Times New Roman" w:eastAsia="Times New Roman" w:hAnsi="Times New Roman" w:cs="Times New Roman"/>
+                <w:kern w:val="0"/>
+                <w:sz w:val="24"/>
+                <w:szCs w:val="24"/>
+                <w:lang w:eastAsia="en-ID"/>
+                <w14:ligatures w14:val="none"/>
+              </w:rPr>
+            </w:pPr>
+            <w:r>
+              <w:rPr>
+                <w:rFonts w:ascii="Segoe UI Symbol" w:eastAsia="Segoe UI Symbol" w:hAnsi="Segoe UI Symbol" w:cs="Segoe UI Symbol"/>
+                <w:sz w:val="20"/>
+                <w:szCs w:val="20"/>
+              </w:rPr>
+              <w:t>☐ Perlu data</w:t>
             </w:r>
           </w:p>
         </w:tc>
@@ -5277,7 +7055,7 @@
           <w:lang w:eastAsia="en-ID"/>
           <w14:ligatures w14:val="none"/>
         </w:rPr>
-        <w:t>Pengujian pekan ini dibatasi pada 5 jalur karena kabel PSU tidak dapat dipakai sehingga seluruh 20 jalur tidak dapat dicatu. Pada 5 jalur (34 LED, kecerahan 60/255) beban terburuk diperkirakan ±0,45 A pada receiver sehingga cukup dari USB laptop. Integrasi sensor, Dijkstra, ESP-NOW, dan LED pada 5 jalur berjalan; jalur lain disimulasikan lewat Serial. Hasil ini belum mewakili 20 jalur: beban arus penuh, kestabilan sinyal data pada strip panjang, dan penurunan tegangan hanya dapat diuji dengan PSU.</w:t>
+        <w:t>Pengujian pekan ini dibatasi pada 3 jalur: uji 5 jalur terkendala karena arus catu kurang kuat dan konektor power supply bermasalah. Pada 3 jalur (18 LED, kecerahan 60/255) integrasi sensor, Dijkstra, ESP-NOW, dan LED berhasil; jalur lain disimulasikan lewat Serial. Hasil ini belum mewakili 20 jalur: beban arus penuh, kestabilan sinyal data pada strip panjang, dan penurunan tegangan hanya dapat diuji setelah catu daya yang memadai tersedia.</w:t>
       </w:r>
     </w:p>
     <w:p>
@@ -5299,7 +7077,7 @@
           <w:szCs w:val="21"/>
           <w:lang w:eastAsia="en-ID"/>
         </w:rPr>
-        <w:t>Pengujian yang tertunda: integrasi 20 jalur penuh dengan power supply, pengukuran konsumsi daya, waktu respons deteksi ke LED, dan simulasi relay. Dijadwalkan setelah kabel PSU tersedia.</w:t>
+        <w:t>Pengujian yang tertunda: integrasi 20 jalur penuh dengan power supply, pengukuran konsumsi daya, pengukuran jarak/sudut deteksi sensor pada maket, waktu respons deteksi ke LED, dan simulasi relay. Dijadwalkan setelah LED dan sensor 3 jalur ditempel pada maket dan konektor PSU diperbaiki.</w:t>
       </w:r>
     </w:p>
     <w:p>
@@ -5551,7 +7329,7 @@
                 <w:sz w:val="20"/>
                 <w:szCs w:val="20"/>
               </w:rPr>
-              <w:t>Kabel catu daya (PSU) belum bisa dipakai</w:t>
+              <w:t>Arus catu pada uji 5 jalur kurang kuat dan konektor power supply bermasalah</w:t>
             </w:r>
           </w:p>
         </w:tc>
@@ -5585,7 +7363,7 @@
                 <w:sz w:val="20"/>
                 <w:szCs w:val="20"/>
               </w:rPr>
-              <w:t>Power supply tidak dapat digunakan; 20 jalur tidak dapat dicatu sehingga pengujian terbatas pada 5 jalur</w:t>
+              <w:t>5 jalur tidak dapat dicatu dengan baik; 20 jalur tidak dapat diuji</w:t>
             </w:r>
           </w:p>
         </w:tc>
@@ -5619,7 +7397,7 @@
                 <w:sz w:val="20"/>
                 <w:szCs w:val="20"/>
               </w:rPr>
-              <w:t>Pengujian dialihkan ke versi 5 jalur (34 LED, 5 sensor) yang dicatu USB laptop; kecerahan dibatasi 60/255; kabel PSU diperbaiki / diganti agar uji 20 jalur dapat dilakukan</w:t>
+              <w:t>Pengujian disederhanakan ke 3 jalur (18 LED, 3 sensor) dan berhasil; kecerahan dibatasi 60/255; konektor PSU diperbaiki / diganti agar uji 20 jalur dapat dilakukan</w:t>
             </w:r>
           </w:p>
         </w:tc>
@@ -5660,7 +7438,7 @@
                 <w:sz w:val="20"/>
                 <w:szCs w:val="20"/>
               </w:rPr>
-              <w:t>Sensor api hanya tersedia untuk 5 jalur pada uji</w:t>
+              <w:t>Sensor api hanya tersedia untuk 3 jalur pada uji</w:t>
             </w:r>
           </w:p>
         </w:tc>
@@ -5834,7 +7612,7 @@
                 <w:sz w:val="20"/>
                 <w:szCs w:val="20"/>
               </w:rPr>
-              <w:t>Uji 5 jalur memakai ADC1 (GPIO 32–36) untuk sensor dan 5 pin bersih untuk strip; pemetaan 20 jalur didokumentasikan dengan peringatan pin boot</w:t>
+              <w:t>Uji 3 jalur memakai ADC1 (GPIO 32, 33, 34) untuk sensor dan GPIO 5, 13, 14 untuk strip; pemetaan 20 jalur didokumentasikan dengan peringatan pin boot</w:t>
             </w:r>
           </w:p>
         </w:tc>
@@ -6484,7 +8262,7 @@
                 <w:sz w:val="20"/>
                 <w:szCs w:val="20"/>
               </w:rPr>
-              <w:t>Uji hanya pada 5 jalur</w:t>
+              <w:t>Uji hanya pada 3 jalur</w:t>
             </w:r>
           </w:p>
         </w:tc>
@@ -6517,7 +8295,7 @@
                 <w:sz w:val="20"/>
                 <w:szCs w:val="20"/>
               </w:rPr>
-              <w:t>Terhambat kabel PSU</w:t>
+              <w:t>Terhambat arus catu dan konektor PSU</w:t>
             </w:r>
           </w:p>
         </w:tc>
@@ -6713,7 +8491,7 @@
           <w:lang w:eastAsia="en-ID"/>
           <w14:ligatures w14:val="none"/>
         </w:rPr>
-        <w:t>Kode prototipe penuh selesai sesuai jadwal dan seluruh LED sudah disolder, tetapi integrasi dan pengujian penuh tertunda karena kabel PSU tidak bisa dipakai. Pekerjaan yang tidak bergantung pada PSU (kode, scaling, uji 5 jalur) dimaksimalkan pekan ini. Keterlambatan dapat dikejar pada awal Pekan 8 bila kabel PSU diperbaiki / diganti, sehingga target presentasi progres tidak berubah.</w:t>
+        <w:t>Kode prototipe penuh selesai sesuai jadwal dan seluruh LED sudah disolder, tetapi integrasi dan pengujian penuh tertunda karena arus catu kurang kuat dan konektor power supply bermasalah. Pekerjaan yang tidak bergantung pada PSU (kode, scaling, uji 3 jalur) dimaksimalkan pekan ini. Keterlambatan dapat dikejar pada awal Pekan 8: LED dan sensor 3 jalur langsung ditempel pada maket, sementara konektor PSU diperbaiki untuk uji 20 jalur.</w:t>
       </w:r>
     </w:p>
     <w:p>
@@ -7067,7 +8845,7 @@
                 <w:sz w:val="20"/>
                 <w:szCs w:val="20"/>
               </w:rPr>
-              <w:t>Perbaiki / ganti kabel PSU, lalu uji 20 jalur penuh dengan power supply 5 V (cek arus dan drop tegangan)</w:t>
+              <w:t>Perbaiki / ganti konektor PSU, lalu uji 20 jalur penuh dengan power supply 5 V (cek arus dan drop tegangan)</w:t>
             </w:r>
           </w:p>
         </w:tc>
@@ -7211,7 +8989,7 @@
                 <w:sz w:val="20"/>
                 <w:szCs w:val="20"/>
               </w:rPr>
-              <w:t>Pasang LED strip dan sensor 20 jalur pada maket Gedung K</w:t>
+              <w:t>Tempel LED strip dan sensor 3 jalur yang sudah berhasil pada maket Gedung K; tambah jalur bertahap setelah catu daya siap</w:t>
             </w:r>
           </w:p>
         </w:tc>
@@ -7355,7 +9133,7 @@
                 <w:sz w:val="20"/>
                 <w:szCs w:val="20"/>
               </w:rPr>
-              <w:t>Kalibrasi ambang sensor tiap modul dan ukur konsumsi daya (idle, hijau, merah)</w:t>
+              <w:t>Kalibrasi ambang sensor, ukur jarak/sudut deteksi, dan ukur konsumsi daya (idle, hijau, merah)</w:t>
             </w:r>
           </w:p>
         </w:tc>
@@ -8859,7 +10637,7 @@
           <w:lang w:eastAsia="en-ID"/>
           <w14:ligatures w14:val="none"/>
         </w:rPr>
-        <w:t>Pada Pekan 7, kelompok 21 menyelesaikan penyolderan seluruh LED strip dan kode prototipe penuh yang sudah di-scale ke 20 jalur (Dijkstra, sensor, ESP-NOW, LED strip per jalur). Kendala kabel PSU membuat power supply belum dapat dipakai sehingga pengujian terbatas pada 5 jalur; pada 5 jalur sistem berjalan dari sensor hingga LED. Prioritas Pekan 8: perbaiki kabel PSU, uji 20 jalur penuh, pasang strip dan sensor pada maket, ukur daya, lalu siapkan presentasi progres.</w:t>
+        <w:t>Pada Pekan 7, kelompok 21 menyelesaikan penyolderan seluruh LED strip dan kode prototipe penuh yang sudah di-scale ke 20 jalur (Dijkstra, sensor, ESP-NOW, LED strip per jalur). Uji 5 jalur terkendala arus catu yang kurang kuat dan konektor power supply, sehingga pengujian disederhanakan menjadi 3 jalur (18 LED, 3 sensor api); pada 3 jalur sistem berhasil berjalan dari sensor hingga LED. Prioritas Pekan 8: tempel LED strip dan sensor pada maket, ukur jarak deteksi sensor dan daya, perbaiki konektor PSU untuk uji 20 jalur, lalu siapkan presentasi progres.</w:t>
       </w:r>
     </w:p>
     <w:p>

--- a/Week7/Kelompok_LAPORAN KEMAJUAN PEKANAN.docx
+++ b/Week7/Kelompok_LAPORAN KEMAJUAN PEKANAN.docx
@@ -3943,7 +3943,7 @@
           <w:szCs w:val="21"/>
           <w:lang w:eastAsia="en-ID"/>
         </w:rPr>
-        <w:t>Versi uji 3 jalur (Week7/dijkstra_3jalur, turunan dijkstra_5jalur): Dijkstra tetap memakai peta lengkap 20 jalur, strip fisik 3 jalur (#3, #18, #19); sensor api dibaca dari pin AO (ADC1) dengan ambang &lt; 1500 dan histeresis &gt; 1800; hasil sensor asli dan input teks digabung; jalur lain disimulasikan lewat Serial (sensor &lt;1-3&gt; 1|0, block / clear / reset)</w:t>
+        <w:t>Versi uji 3 jalur (Week7/dijkstra_3jalur, turunan dijkstra_5jalur): Dijkstra tetap memakai peta lengkap 20 jalur, strip fisik 3 jalur (#3, #18, #19); sensor api dibaca dari pin AO (ADC1) dengan ambang &lt; 1500 dan histeresis &gt; 1800; input api hanya dari sensor AO (simulasi teks dimatikan); jalur tanpa sensor tidak pernah dianggap kena api</w:t>
       </w:r>
     </w:p>
     <w:p>
@@ -7055,7 +7055,7 @@
           <w:lang w:eastAsia="en-ID"/>
           <w14:ligatures w14:val="none"/>
         </w:rPr>
-        <w:t>Pengujian pekan ini dibatasi pada 3 jalur: uji 5 jalur terkendala karena arus catu kurang kuat dan konektor power supply bermasalah. Pada 3 jalur (18 LED, kecerahan 60/255) integrasi sensor, Dijkstra, ESP-NOW, dan LED berhasil; jalur lain disimulasikan lewat Serial. Hasil ini belum mewakili 20 jalur: beban arus penuh, kestabilan sinyal data pada strip panjang, dan penurunan tegangan hanya dapat diuji setelah catu daya yang memadai tersedia.</w:t>
+        <w:t>Pengujian pekan ini dibatasi pada 3 jalur: uji 5 jalur terkendala karena arus catu kurang kuat dan konektor power supply bermasalah. Pada 3 jalur (18 LED, kecerahan 60/255) integrasi sensor, Dijkstra, ESP-NOW, dan LED berhasil; api hanya dibaca dari sensor AO pada 3 jalur dan jalur tanpa sensor dianggap aman. Hasil ini belum mewakili 20 jalur: beban arus penuh, kestabilan sinyal data pada strip panjang, dan penurunan tegangan hanya dapat diuji setelah catu daya yang memadai tersedia.</w:t>
       </w:r>
     </w:p>
     <w:p>
@@ -7506,7 +7506,7 @@
                 <w:sz w:val="20"/>
                 <w:szCs w:val="20"/>
               </w:rPr>
-              <w:t>Jalur lain disimulasikan lewat perintah Serial (block / clear / reset) pada Dijkstra peta lengkap 20 jalur</w:t>
+              <w:t>Input api hanya dari sensor AO; jalur tanpa sensor dianggap aman, Dijkstra tetap memakai peta lengkap 20 jalur dan hanya 3 jalur bersensor yang dapat mengubah rute</w:t>
             </w:r>
           </w:p>
         </w:tc>
